--- a/caso-contraloria-ese-hrc/Oficio unico - Respuesta Contraloria contratos 983, 1058 y 1056 de 2025.docx
+++ b/caso-contraloria-ese-hrc/Oficio unico - Respuesta Contraloria contratos 983, 1058 y 1056 de 2025.docx
@@ -250,17 +250,17 @@
           <w:szCs w:val="24"/>
           <w:lang w:val="es-CO"/>
         </w:rPr>
-        <w:t xml:space="preserve">Mediante la comunicación con radicado N° 20262010017741, ese órgano de control notificó la apertura de la Auditoría Financiera de Gestión y Resultados Abreviada a la E.S.E. Hospital Regional Centro por la vigencia 2025. El 1 de octubre de 2026 el equipo auditor requirió los soportes y aclaraciones pendientes de los contratos 1056, 1058 y 983 de 2025 </w:t>
-      </w:r>
-      <w:r>
-        <w:rPr>
-          <w:rFonts w:ascii="Times New Roman" w:eastAsia="Arial" w:hAnsi="Times New Roman" w:cs="Times New Roman"/>
-          <w:highlight w:val="yellow"/>
-          <w:sz w:val="24"/>
-          <w:szCs w:val="24"/>
-          <w:lang w:val="es-CO"/>
-        </w:rPr>
-        <w:t xml:space="preserve">y mediante oficio de alcance del (fecha y radicado) precisó los puntos por atender</w:t>
+        <w:t xml:space="preserve">Mediante la comunicación con radicado N° 20262010017741, ese órgano de control notificó la apertura de la Auditoría Financiera de Gestión y Resultados Abreviada a la E.S.E. Hospital Regional Centro por la vigencia 2025. El 1 de octubre de 2026 el equipo auditor requirió los soportes y aclaraciones pendientes de los contratos 983, 1056 y 1058 de 2025 </w:t>
+      </w:r>
+      <w:r>
+        <w:rPr>
+          <w:rFonts w:ascii="Times New Roman" w:eastAsia="Arial" w:hAnsi="Times New Roman" w:cs="Times New Roman"/>
+          <w:highlight w:val="yellow"/>
+          <w:sz w:val="24"/>
+          <w:szCs w:val="24"/>
+          <w:lang w:val="es-CO"/>
+        </w:rPr>
+        <w:t xml:space="preserve">y mediante oficio de alcance radicado N° (número) del (fecha) precisó los puntos por atender</w:t>
       </w:r>
       <w:r>
         <w:rPr>
@@ -279,7 +279,7 @@
           <w:szCs w:val="24"/>
           <w:lang w:val="es-CO"/>
         </w:rPr>
-        <w:t xml:space="preserve">citar radicado y, si existe, la comunicación que lo concedió</w:t>
+        <w:t xml:space="preserve">radicado y, si existe, la comunicación que lo concedió</w:t>
       </w:r>
       <w:r>
         <w:rPr>
@@ -298,16 +298,16 @@
           <w:szCs w:val="24"/>
           <w:lang w:val="es-CO"/>
         </w:rPr>
-        <w:t xml:space="preserve">citar radicado</w:t>
-      </w:r>
-      <w:r>
-        <w:rPr>
-          <w:rFonts w:ascii="Times New Roman" w:eastAsia="Arial" w:hAnsi="Times New Roman" w:cs="Times New Roman"/>
-          <w:sz w:val="24"/>
-          <w:szCs w:val="24"/>
-          <w:lang w:val="es-CO"/>
-        </w:rPr>
-        <w:t xml:space="preserve"> y las comunicaciones del 5 de octubre de 2026 que se anexan. Los documentos remitidos el 1 de octubre de 2026 </w:t>
+        <w:t xml:space="preserve">radicado</w:t>
+      </w:r>
+      <w:r>
+        <w:rPr>
+          <w:rFonts w:ascii="Times New Roman" w:eastAsia="Arial" w:hAnsi="Times New Roman" w:cs="Times New Roman"/>
+          <w:sz w:val="24"/>
+          <w:szCs w:val="24"/>
+          <w:lang w:val="es-CO"/>
+        </w:rPr>
+        <w:t xml:space="preserve"> y la documentación remitida el 1 de octubre de 2026, que se mantiene y no se repite salvo lo que se anexa de nuevo para facilidad de consulta </w:t>
       </w:r>
       <w:r>
         <w:rPr>
@@ -326,7 +326,7 @@
           <w:szCs w:val="24"/>
           <w:lang w:val="es-CO"/>
         </w:rPr>
-        <w:t xml:space="preserve"> se mantienen y no se repiten, salvo los que se anexan de nuevo para facilidad de consulta. Las respuestas de los contratistas se remiten en los términos en que fueron recibidas; la posición de la entidad es la que se expone en este oficio.</w:t>
+        <w:t xml:space="preserve">. Las respuestas de los contratistas se anexan en los términos en que fueron recibidas; la posición de la entidad es la que se expone en este oficio.</w:t>
       </w:r>
     </w:p>
     <w:p>
@@ -347,7 +347,7 @@
           <w:szCs w:val="24"/>
           <w:lang w:val="es-CO"/>
         </w:rPr>
-        <w:t xml:space="preserve">La E.S.E. contrata bajo el derecho privado y su Manual de Contratación (Resolución 002 de 2023 y sus modificaciones), con sujeción a los principios de la función administrativa y de la gestión fiscal y al régimen de inhabilidades e incompatibilidades. En cada capítulo se presentan los antecedentes del contrato, la respuesta a cada observación en el orden del requerimiento y la relación de anexos.</w:t>
+        <w:t xml:space="preserve">La E.S.E. contrata bajo el derecho privado y su Manual de Contratación (Resolución 002 de 2023 y sus modificaciones), con sujeción a los principios de la función administrativa y de la gestión fiscal y al régimen de inhabilidades e incompatibilidades. Cada capítulo presenta los antecedentes del contrato, la respuesta a cada observación en el orden del requerimiento y la relación de anexos.</w:t>
       </w:r>
     </w:p>
     <w:p>
@@ -490,7 +490,7 @@
           <w:szCs w:val="24"/>
           <w:lang w:val="es-CO"/>
         </w:rPr>
-        <w:t xml:space="preserve">Modalidad y soportes del proceso. El contrato se adelantó por mínima cuantía mediante la invitación privada N° 017 de 2025; se recibió y evaluó una sola propuesta. La casilla "SIN OFERTAS" del formato de rendición es un error de diligenciamiento; se solicita al equipo auditor indicar el procedimiento para corregirlo. Se anexan invitación, propuesta, acta de cierre, informe de evaluación y constancia de traslado.</w:t>
+        <w:t xml:space="preserve">Modalidad y soportes del proceso. El contrato se adelantó por mínima cuantía mediante la invitación privada N° 017 de 2025; se recibió y evaluó una sola propuesta. La casilla "SIN OFERTAS" del formato de rendición es un error de diligenciamiento, pues en este proceso sí se cursó invitación y se recibió una oferta; esa casilla corresponde a los contratos celebrados sin convocatoria. Se solicita al equipo auditor indicar el procedimiento para corregir el formato, si a ello hubiere lugar, el cual la entidad atenderá de inmediato. Se anexan invitación, propuesta, acta de cierre, informe de evaluación y constancia de traslado.</w:t>
       </w:r>
     </w:p>
     <w:p>
@@ -595,7 +595,7 @@
           <w:szCs w:val="24"/>
           <w:lang w:val="es-CO"/>
         </w:rPr>
-        <w:t xml:space="preserve">Cierre y evaluación sin fecha. Cierre el 1 de octubre de 2025; evaluación y comunicación a la proponente el 2 de octubre; traslado sin observaciones el 3 de octubre. Se anexa la constancia de recibo, traslado y manifestación sobre el informe de evaluación, suscrita por la proponente y por el líder de contratación. </w:t>
+        <w:t xml:space="preserve">Cierre y evaluación sin fecha. Cierre el 1 de octubre de 2025; evaluación y comunicación a la proponente el 2 de octubre; traslado sin observaciones el 3 de octubre. Se anexa la constancia de recibo, traslado y manifestación sobre el informe de evaluación, suscrita por la proponente y por el Líder de Contratación. </w:t>
       </w:r>
       <w:r>
         <w:rPr>
@@ -945,7 +945,45 @@
           <w:szCs w:val="24"/>
           <w:lang w:val="es-CO"/>
         </w:rPr>
-        <w:t xml:space="preserve">Estampillas. Solo se descontó la Estampilla Pro-Hospital Erasmo Meoz ($879.800). La entidad reconoció el 5 de octubre de 2026 que la liquidación fue incompleta: verificará con la Secretaría de Hacienda departamental el estatuto vigente en la fecha del hecho generador (Pro-Cultura, Pro-Adulto Mayor, Pro-UFPS y Tasa Prodeporte) y liquidará y trasladará los valores que resulten </w:t>
+        <w:t xml:space="preserve">Estampillas. Solo se descontó la Estampilla Pro-Hospital Erasmo Meoz ($879.800). La entidad reconoció el 5 de octubre de 2026 que la liquidación fue incompleta y precisa que, por haberse suscrito el contrato el 7 de octubre de 2025 </w:t>
+      </w:r>
+      <w:r>
+        <w:rPr>
+          <w:rFonts w:ascii="Times New Roman" w:eastAsia="Arial" w:hAnsi="Times New Roman" w:cs="Times New Roman"/>
+          <w:highlight w:val="yellow"/>
+          <w:sz w:val="24"/>
+          <w:szCs w:val="24"/>
+          <w:lang w:val="es-CO"/>
+        </w:rPr>
+        <w:t xml:space="preserve">y pagado el (fecha del egreso)</w:t>
+      </w:r>
+      <w:r>
+        <w:rPr>
+          <w:rFonts w:ascii="Times New Roman" w:eastAsia="Arial" w:hAnsi="Times New Roman" w:cs="Times New Roman"/>
+          <w:sz w:val="24"/>
+          <w:szCs w:val="24"/>
+          <w:lang w:val="es-CO"/>
+        </w:rPr>
+        <w:t xml:space="preserve">, los gravámenes aplicables son los del estatuto de rentas vigente en la fecha del hecho generador, que puede ser anterior a la Ordenanza 018 del 20 de octubre de 2025 citada en esa comunicación. Por ello solicitó concepto a la Secretaría de Hacienda departamental </w:t>
+      </w:r>
+      <w:r>
+        <w:rPr>
+          <w:rFonts w:ascii="Times New Roman" w:eastAsia="Arial" w:hAnsi="Times New Roman" w:cs="Times New Roman"/>
+          <w:highlight w:val="yellow"/>
+          <w:sz w:val="24"/>
+          <w:szCs w:val="24"/>
+          <w:lang w:val="es-CO"/>
+        </w:rPr>
+        <w:t xml:space="preserve">fecha y radicado; una sola consulta para los contratos 983 y 1058</w:t>
+      </w:r>
+      <w:r>
+        <w:rPr>
+          <w:rFonts w:ascii="Times New Roman" w:eastAsia="Arial" w:hAnsi="Times New Roman" w:cs="Times New Roman"/>
+          <w:sz w:val="24"/>
+          <w:szCs w:val="24"/>
+          <w:lang w:val="es-CO"/>
+        </w:rPr>
+        <w:t xml:space="preserve"> sobre los gravámenes aplicables (Pro-Cultura, Pro-Adulto Mayor, Pro-UFPS y Tasa Prodeporte) y liquidará y trasladará los valores que resulten </w:t>
       </w:r>
       <w:r>
         <w:rPr>
@@ -1416,7 +1454,7 @@
           <w:szCs w:val="24"/>
           <w:lang w:val="es-CO"/>
         </w:rPr>
-        <w:t xml:space="preserve">Comunicación de la Gerente del 5 de octubre de 2026 sobre los descuentos de estampillas.</w:t>
+        <w:t xml:space="preserve">Comunicación de la Gerente del 5 de octubre de 2026 sobre el comprobante de egreso CE-10343 del Contrato N° 1058 de 2025 y, en su parte final, sobre los descuentos de estampillas del Contrato N° 983 de 2025.</w:t>
       </w:r>
     </w:p>
     <w:p>
@@ -1481,7 +1519,7 @@
           <w:szCs w:val="24"/>
           <w:lang w:val="es-CO"/>
         </w:rPr>
-        <w:t xml:space="preserve">Las observaciones recaen sobre aspectos formales de los documentos del expediente y no sobre el resultado de la gestión fiscal: la entidad adquirió la dotación informática que necesitaba, por un valor inferior al presupuesto estimado, con respaldo presupuestal previo al compromiso; los bienes ingresaron al almacén, fueron recibidos y están al servicio de los Equipos Básicos en Salud, y se pagó exactamente el valor pactado. No concurren, por tanto, el daño patrimonial ni la conducta dolosa o gravemente culposa que exige la responsabilidad fiscal (Ley 610 de 2000, artículo 5, modificado por el artículo 125 del Decreto Ley 403 de 2020). Las imprecisiones advertidas fueron identificadas y corregidas por la propia entidad durante el proceso auditor y antes del informe preliminar, y las que dependen de terceros, la corrección del formato de rendición y la liquidación de los descuentos departamentales, están en trámite en los términos indicados. La entidad solicita que esta gestión se valore como beneficio del control fiscal.</w:t>
+        <w:t xml:space="preserve">Las observaciones recaen sobre aspectos formales de los documentos del expediente y no sobre el resultado de la gestión fiscal: la entidad adquirió la dotación informática que necesitaba, por un valor inferior al presupuesto estimado, con respaldo presupuestal previo al compromiso; los bienes ingresaron al almacén, fueron recibidos y están al servicio de los Equipos Básicos en Salud, y se pagó exactamente el valor pactado. Con fundamento en lo anterior, la entidad considera que las situaciones advertidas no comportan detrimento al patrimonio público en los términos del artículo 6 de la Ley 610 de 2000, modificado por el artículo 126 del Decreto Ley 403 de 2020, y tienen carácter administrativo. La ordenadora del gasto actuó con base en las certificaciones de la supervisión, del almacén y del área de presupuesto, y las imprecisiones advertidas fueron aclaradas o corregidas por la entidad durante el proceso auditor, en atención a las observaciones del equipo auditor y antes del informe preliminar, lo que solicita se valore como beneficio del control fiscal. Los asuntos que dependen de terceros, la corrección del formato de rendición y la liquidación de los descuentos departamentales, están en trámite en los términos indicados.</w:t>
       </w:r>
     </w:p>
     <w:p>
@@ -1643,7 +1681,7 @@
           <w:szCs w:val="24"/>
           <w:lang w:val="es-CO"/>
         </w:rPr>
-        <w:t xml:space="preserve">, procedente aunque el valor esté en el rango de la mínima cuantía. La expresión "invitación directa por régimen especial" del acta de liquidación es un error mecanográfico corregido en el acta aclaratoria. En el formato de rendición, "SIN OFERTAS" corresponde, según lo entiende la entidad, a la opción para contratos sin convocatoria; el rubro, el plazo de veinte días y la fecha de terminación sí son errores. Se solicita indicar el procedimiento de corrección. Se anexa la comunicación sobre la Inconsistencia N° 8 con el CDP y el RP.</w:t>
+        <w:t xml:space="preserve">, procedente aunque el valor esté en el rango de la mínima cuantía. La expresión "invitación directa por régimen especial" del acta de liquidación es un error mecanográfico corregido en el acta aclaratoria. En el formato de rendición, "SIN OFERTAS" corresponde, según lo entiende la entidad, a la opción para contratos sin convocatoria; el rubro, el plazo de veinte días y la fecha de terminación sí son errores. Se solicita al equipo auditor indicar el procedimiento para corregir el formato, si a ello hubiere lugar, el cual la entidad atenderá de inmediato. Se anexa la comunicación sobre la Inconsistencia N° 8 con el CDP y el RP.</w:t>
       </w:r>
     </w:p>
     <w:p>
@@ -1888,45 +1926,64 @@
           <w:szCs w:val="24"/>
           <w:lang w:val="es-CO"/>
         </w:rPr>
-        <w:t xml:space="preserve">. La estampilla Pro-Hospital ($741.748) y la Tasa Prodeporte ($927.185) se liquidaron sobre la base excluida de IVA. La entidad entiende que el contrato está excluido de estampillas por el artículo 340, numeral 4, de la Ordenanza 018 de 2025 </w:t>
-      </w:r>
-      <w:r>
-        <w:rPr>
-          <w:rFonts w:ascii="Times New Roman" w:eastAsia="Arial" w:hAnsi="Times New Roman" w:cs="Times New Roman"/>
-          <w:highlight w:val="yellow"/>
-          <w:sz w:val="24"/>
-          <w:szCs w:val="24"/>
-          <w:lang w:val="es-CO"/>
-        </w:rPr>
-        <w:t xml:space="preserve">verificar si la tasa tiene exclusión propia</w:t>
-      </w:r>
-      <w:r>
-        <w:rPr>
-          <w:rFonts w:ascii="Times New Roman" w:eastAsia="Arial" w:hAnsi="Times New Roman" w:cs="Times New Roman"/>
-          <w:sz w:val="24"/>
-          <w:szCs w:val="24"/>
-          <w:lang w:val="es-CO"/>
-        </w:rPr>
-        <w:t xml:space="preserve">; somete esta interpretación al equipo auditor, pedirá concepto a la Secretaría de Hacienda y, según el resultado, reintegrará a la cooperativa o trasladará al Departamento las diferencias </w:t>
-      </w:r>
-      <w:r>
-        <w:rPr>
-          <w:rFonts w:ascii="Times New Roman" w:eastAsia="Arial" w:hAnsi="Times New Roman" w:cs="Times New Roman"/>
-          <w:highlight w:val="yellow"/>
-          <w:sz w:val="24"/>
-          <w:szCs w:val="24"/>
-          <w:lang w:val="es-CO"/>
-        </w:rPr>
-        <w:t xml:space="preserve">indicar si los valores ya fueron trasladados</w:t>
-      </w:r>
-      <w:r>
-        <w:rPr>
-          <w:rFonts w:ascii="Times New Roman" w:eastAsia="Arial" w:hAnsi="Times New Roman" w:cs="Times New Roman"/>
-          <w:sz w:val="24"/>
-          <w:szCs w:val="24"/>
-          <w:lang w:val="es-CO"/>
-        </w:rPr>
-        <w:t xml:space="preserve">.</w:t>
+        <w:t xml:space="preserve">. La estampilla Pro-Hospital ($741.748) y la Tasa Prodeporte ($927.185) se liquidaron sobre la base excluida de IVA. Con posterioridad al pago, al revisar el Estatuto de Rentas del Departamento (Ordenanza 018 de 2025, artículo 340, numeral 4), la entidad advirtió que esa norma excluye de las estampillas departamentales </w:t>
+      </w:r>
+      <w:r>
+        <w:rPr>
+          <w:rFonts w:ascii="Times New Roman" w:eastAsia="Arial" w:hAnsi="Times New Roman" w:cs="Times New Roman"/>
+          <w:highlight w:val="yellow"/>
+          <w:sz w:val="24"/>
+          <w:szCs w:val="24"/>
+          <w:lang w:val="es-CO"/>
+        </w:rPr>
+        <w:t xml:space="preserve">transcribir el supuesto exacto del numeral 4</w:t>
+      </w:r>
+      <w:r>
+        <w:rPr>
+          <w:rFonts w:ascii="Times New Roman" w:eastAsia="Arial" w:hAnsi="Times New Roman" w:cs="Times New Roman"/>
+          <w:sz w:val="24"/>
+          <w:szCs w:val="24"/>
+          <w:lang w:val="es-CO"/>
+        </w:rPr>
+        <w:t xml:space="preserve">, supuesto en el que podría encuadrar este suministro para la red hospitalaria. Como la exclusión no se extiende por sí misma a la Tasa Prodeporte y Recreación, tributo distinto regulado por la Ley 2023 de 2020, la entidad solicitó concepto a la Secretaría de Hacienda departamental </w:t>
+      </w:r>
+      <w:r>
+        <w:rPr>
+          <w:rFonts w:ascii="Times New Roman" w:eastAsia="Arial" w:hAnsi="Times New Roman" w:cs="Times New Roman"/>
+          <w:highlight w:val="yellow"/>
+          <w:sz w:val="24"/>
+          <w:szCs w:val="24"/>
+          <w:lang w:val="es-CO"/>
+        </w:rPr>
+        <w:t xml:space="preserve">fecha y radicado; una sola consulta para los contratos 983 y 1058</w:t>
+      </w:r>
+      <w:r>
+        <w:rPr>
+          <w:rFonts w:ascii="Times New Roman" w:eastAsia="Arial" w:hAnsi="Times New Roman" w:cs="Times New Roman"/>
+          <w:sz w:val="24"/>
+          <w:szCs w:val="24"/>
+          <w:lang w:val="es-CO"/>
+        </w:rPr>
+        <w:t xml:space="preserve"> sobre el alcance de la exclusión y somete el punto a consideración del equipo auditor. Los valores descontados </w:t>
+      </w:r>
+      <w:r>
+        <w:rPr>
+          <w:rFonts w:ascii="Times New Roman" w:eastAsia="Arial" w:hAnsi="Times New Roman" w:cs="Times New Roman"/>
+          <w:highlight w:val="yellow"/>
+          <w:sz w:val="24"/>
+          <w:szCs w:val="24"/>
+          <w:lang w:val="es-CO"/>
+        </w:rPr>
+        <w:t xml:space="preserve">fueron trasladados al Departamento el (fecha) / permanecen en la entidad</w:t>
+      </w:r>
+      <w:r>
+        <w:rPr>
+          <w:rFonts w:ascii="Times New Roman" w:eastAsia="Arial" w:hAnsi="Times New Roman" w:cs="Times New Roman"/>
+          <w:sz w:val="24"/>
+          <w:szCs w:val="24"/>
+          <w:lang w:val="es-CO"/>
+        </w:rPr>
+        <w:t xml:space="preserve">; según el concepto, la entidad trasladará al Departamento o reintegrará a la cooperativa las diferencias que resulten e informará de ello al equipo auditor.</w:t>
       </w:r>
     </w:p>
     <w:p>
@@ -2550,7 +2607,7 @@
           <w:szCs w:val="24"/>
           <w:lang w:val="es-CO"/>
         </w:rPr>
-        <w:t xml:space="preserve">Comunicación del 5 de octubre de 2026 sobre el egreso CE-10343, con el comprobante y la fe de erratas.</w:t>
+        <w:t xml:space="preserve">Comunicación de la Gerente del 5 de octubre de 2026 sobre el comprobante de egreso CE-10343 del Contrato N° 1058 de 2025 y, en su parte final, sobre los descuentos de estampillas del Contrato N° 983 de 2025, con el comprobante y la fe de erratas.</w:t>
       </w:r>
     </w:p>
     <w:p>
@@ -2650,7 +2707,7 @@
           <w:szCs w:val="24"/>
           <w:lang w:val="es-CO"/>
         </w:rPr>
-        <w:t xml:space="preserve">Las observaciones recaen sobre aspectos formales de los documentos del expediente y sobre la descripción del objeto, no sobre el resultado de la gestión fiscal: los bienes fueron facturados, ingresaron al almacén, se recibieron a satisfacción y se consumieron en la prestación del servicio dentro de la vigencia; se pagó exactamente el valor recibido, $39.998.124, sin exceder ninguno de los dos rubros del registro presupuestal, y el saldo se liberó. No concurren, por tanto, el daño patrimonial ni la conducta dolosa o gravemente culposa que exige la responsabilidad fiscal (Ley 610 de 2000, artículo 5, modificado por el artículo 125 del Decreto Ley 403 de 2020). Las imprecisiones advertidas fueron identificadas y corregidas por la propia entidad durante el proceso auditor y antes del informe preliminar, y las que dependen de terceros, la corrección del formato de rendición y la definición de los descuentos departamentales, están en trámite en los términos indicados. La entidad solicita que esta gestión se valore como beneficio del control fiscal.</w:t>
+        <w:t xml:space="preserve">Las observaciones recaen sobre aspectos formales de los documentos del expediente y sobre la descripción del objeto, no sobre el resultado de la gestión fiscal: los bienes fueron facturados, ingresaron al almacén, se recibieron a satisfacción y se consumieron en la prestación del servicio dentro de la vigencia; se pagó exactamente el valor recibido, $39.998.124, sin exceder ninguno de los dos rubros del registro presupuestal, y el saldo se liberó. Con fundamento en lo anterior, la entidad considera que las situaciones advertidas no comportan detrimento al patrimonio público en los términos del artículo 6 de la Ley 610 de 2000, modificado por el artículo 126 del Decreto Ley 403 de 2020, y tienen carácter administrativo. La ordenadora del gasto actuó con base en las certificaciones de la supervisión, del almacén y del área de presupuesto, y las imprecisiones advertidas fueron aclaradas o corregidas por la entidad durante el proceso auditor, en atención a las observaciones del equipo auditor y antes del informe preliminar, lo que solicita se valore como beneficio del control fiscal. Los asuntos que dependen de terceros, la corrección del formato de rendición y la definición de los descuentos departamentales, están en trámite en los términos indicados.</w:t>
       </w:r>
     </w:p>
     <w:p>
@@ -2717,7 +2774,7 @@
           <w:szCs w:val="24"/>
           <w:lang w:val="es-CO"/>
         </w:rPr>
-        <w:t xml:space="preserve">El contrato se celebró el 16 de diciembre de 2025 con Import Medical Supplies S.A.S., NIT 900.848.658-0, por $285.781.351, para la adquisición y dotación de una ambulancia de transporte asistencial básico para el servicio de salud que la E.S.E. presta en el municipio de San Cayetano, con recursos asignados por la Resolución 1947 de 2025 del Ministerio de Salud y Protección Social y recursos propios </w:t>
+        <w:t xml:space="preserve">El contrato se celebró el 16 de diciembre de 2025 con Import Medical Supplies S.A.S., NIT 900.848.658-0, por $285.781.351, para la adquisición y dotación de una ambulancia de transporte asistencial básico para el servicio de salud que la E.S.E. presta en el municipio de San Cayetano, con recursos de la Resolución 1947 de 2025 del Ministerio de Salud y Protección Social y recursos propios </w:t>
       </w:r>
       <w:r>
         <w:rPr>
@@ -2736,26 +2793,26 @@
           <w:szCs w:val="24"/>
           <w:lang w:val="es-CO"/>
         </w:rPr>
-        <w:t xml:space="preserve">. El precio se pagó en un solo pago el 26 de diciembre de 2025, mediante los comprobantes de egreso CE-10213 (recursos propios) y CE-10217 (recursos de la Resolución 1947 de 2025), con los soportes previstos en la cláusula sexta: la factura FEI2168, el comprobante FCAF-55 con el que el almacén registró el activo, el registro fotográfico del chasis y el informe de supervisión del primer periodo, y con la garantía de cumplimiento del 30% vigente (póliza N° 53-44-101042119 de Seguros del Estado S.A.) </w:t>
-      </w:r>
-      <w:r>
-        <w:rPr>
-          <w:rFonts w:ascii="Times New Roman" w:eastAsia="Arial" w:hAnsi="Times New Roman" w:cs="Times New Roman"/>
-          <w:highlight w:val="yellow"/>
-          <w:sz w:val="24"/>
-          <w:szCs w:val="24"/>
-          <w:lang w:val="es-CO"/>
-        </w:rPr>
-        <w:t xml:space="preserve">confirmar en la cláusula sexta la oportunidad pactada para el pago único; si la Resolución 1947 de 2025 exigía ejecutar los recursos dentro de la vigencia 2025, citarlo aquí</w:t>
-      </w:r>
-      <w:r>
-        <w:rPr>
-          <w:rFonts w:ascii="Times New Roman" w:eastAsia="Arial" w:hAnsi="Times New Roman" w:cs="Times New Roman"/>
-          <w:sz w:val="24"/>
-          <w:szCs w:val="24"/>
-          <w:lang w:val="es-CO"/>
-        </w:rPr>
-        <w:t xml:space="preserve">. La entrega física y la verificación técnica se realizaron el 16 de enero de 2026, los elementos pendientes se recibieron el 22 de enero y la matrícula a nombre de la entidad se inscribió el 30 de enero de 2026, dentro del plazo contractual que vencía el 31 de enero de 2026.</w:t>
+        <w:t xml:space="preserve">. El pago único pactado en la cláusula sexta se efectuó el 26 de diciembre de 2025 (comprobantes de egreso CE-10213 y CE-10217), con la factura FEI2168, que identifica el automotor por VIN y motor, el registro fotográfico y el informe de supervisión del periodo </w:t>
+      </w:r>
+      <w:r>
+        <w:rPr>
+          <w:rFonts w:ascii="Times New Roman" w:eastAsia="Arial" w:hAnsi="Times New Roman" w:cs="Times New Roman"/>
+          <w:highlight w:val="yellow"/>
+          <w:sz w:val="24"/>
+          <w:szCs w:val="24"/>
+          <w:lang w:val="es-CO"/>
+        </w:rPr>
+        <w:t xml:space="preserve">confirmar en la cláusula sexta los soportes pactados para el pago; si la Resolución 1947 de 2025 fija plazo de ejecución de los recursos, añadir: "dentro del plazo de ejecución fijado por el artículo __ de la Resolución 1947 de 2025"</w:t>
+      </w:r>
+      <w:r>
+        <w:rPr>
+          <w:rFonts w:ascii="Times New Roman" w:eastAsia="Arial" w:hAnsi="Times New Roman" w:cs="Times New Roman"/>
+          <w:sz w:val="24"/>
+          <w:szCs w:val="24"/>
+          <w:lang w:val="es-CO"/>
+        </w:rPr>
+        <w:t xml:space="preserve">. La entrega del vehículo con su dotación se verificó el 16 de enero de 2026, los elementos pendientes se recibieron el 22 y la matrícula a nombre de la entidad se inscribió el 30 de enero de 2026, dentro del plazo contractual que vencía el 31 de enero de 2026.</w:t>
       </w:r>
     </w:p>
     <w:p>
@@ -2850,7 +2907,7 @@
           <w:szCs w:val="24"/>
           <w:lang w:val="es-CO"/>
         </w:rPr>
-        <w:t xml:space="preserve">, supuesto que se cumple con la Resolución 1947 de 2025, que asignó los recursos con destinación específica </w:t>
+        <w:t xml:space="preserve">, supuesto que cumple la Resolución 1947 de 2025, que asignó los recursos con destinación específica </w:t>
       </w:r>
       <w:r>
         <w:rPr>
@@ -2869,26 +2926,45 @@
           <w:szCs w:val="24"/>
           <w:lang w:val="es-CO"/>
         </w:rPr>
-        <w:t xml:space="preserve">. El Manual, adoptado conforme a los lineamientos de la Resolución 5185 de 2013 del Ministerio de Salud y Protección Social, permite la contratación directa cuando se configura una de sus causales, con independencia de la cuantía. La causal consta en la parte considerativa del contrato </w:t>
-      </w:r>
-      <w:r>
-        <w:rPr>
-          <w:rFonts w:ascii="Times New Roman" w:eastAsia="Arial" w:hAnsi="Times New Roman" w:cs="Times New Roman"/>
-          <w:highlight w:val="yellow"/>
-          <w:sz w:val="24"/>
-          <w:szCs w:val="24"/>
-          <w:lang w:val="es-CO"/>
-        </w:rPr>
-        <w:t xml:space="preserve">y en los estudios previos, solo si se confirma</w:t>
-      </w:r>
-      <w:r>
-        <w:rPr>
-          <w:rFonts w:ascii="Times New Roman" w:eastAsia="Arial" w:hAnsi="Times New Roman" w:cs="Times New Roman"/>
-          <w:sz w:val="24"/>
-          <w:szCs w:val="24"/>
-          <w:lang w:val="es-CO"/>
-        </w:rPr>
-        <w:t xml:space="preserve">, y el valor se fijó con base en </w:t>
+        <w:t xml:space="preserve">. El Manual, expedido conforme a la Resolución 5185 de 2013 del Ministerio de Salud y Protección Social </w:t>
+      </w:r>
+      <w:r>
+        <w:rPr>
+          <w:rFonts w:ascii="Times New Roman" w:eastAsia="Arial" w:hAnsi="Times New Roman" w:cs="Times New Roman"/>
+          <w:highlight w:val="yellow"/>
+          <w:sz w:val="24"/>
+          <w:szCs w:val="24"/>
+          <w:lang w:val="es-CO"/>
+        </w:rPr>
+        <w:t xml:space="preserve">confirmar que el Manual la cita</w:t>
+      </w:r>
+      <w:r>
+        <w:rPr>
+          <w:rFonts w:ascii="Times New Roman" w:eastAsia="Arial" w:hAnsi="Times New Roman" w:cs="Times New Roman"/>
+          <w:sz w:val="24"/>
+          <w:szCs w:val="24"/>
+          <w:lang w:val="es-CO"/>
+        </w:rPr>
+        <w:t xml:space="preserve">, permite la contratación directa cuando se configura una de sus causales, cualquiera sea la cuantía. La causal consta en la parte considerativa del contrato </w:t>
+      </w:r>
+      <w:r>
+        <w:rPr>
+          <w:rFonts w:ascii="Times New Roman" w:eastAsia="Arial" w:hAnsi="Times New Roman" w:cs="Times New Roman"/>
+          <w:highlight w:val="yellow"/>
+          <w:sz w:val="24"/>
+          <w:szCs w:val="24"/>
+          <w:lang w:val="es-CO"/>
+        </w:rPr>
+        <w:t xml:space="preserve">y en los estudios previos, si se confirma</w:t>
+      </w:r>
+      <w:r>
+        <w:rPr>
+          <w:rFonts w:ascii="Times New Roman" w:eastAsia="Arial" w:hAnsi="Times New Roman" w:cs="Times New Roman"/>
+          <w:sz w:val="24"/>
+          <w:szCs w:val="24"/>
+          <w:lang w:val="es-CO"/>
+        </w:rPr>
+        <w:t xml:space="preserve">, y el valor se fijó con </w:t>
       </w:r>
       <w:r>
         <w:rPr>
@@ -2942,26 +3018,7 @@
           <w:szCs w:val="24"/>
           <w:lang w:val="es-CO"/>
         </w:rPr>
-        <w:t xml:space="preserve">Tradición del vehículo. La E.S.E. es propietaria inscrita de la ambulancia de placa NSX651, según la licencia de tránsito N° 10037693011, expedida el 30 de enero de 2026 a nombre de la E.S.E. Hospital Regional Centro, NIT 807.008.824-</w:t>
-      </w:r>
-      <w:r>
-        <w:rPr>
-          <w:rFonts w:ascii="Times New Roman" w:eastAsia="Arial" w:hAnsi="Times New Roman" w:cs="Times New Roman"/>
-          <w:highlight w:val="yellow"/>
-          <w:sz w:val="24"/>
-          <w:szCs w:val="24"/>
-          <w:lang w:val="es-CO"/>
-        </w:rPr>
-        <w:t xml:space="preserve">DV según RUT</w:t>
-      </w:r>
-      <w:r>
-        <w:rPr>
-          <w:rFonts w:ascii="Times New Roman" w:eastAsia="Arial" w:hAnsi="Times New Roman" w:cs="Times New Roman"/>
-          <w:sz w:val="24"/>
-          <w:szCs w:val="24"/>
-          <w:lang w:val="es-CO"/>
-        </w:rPr>
-        <w:t xml:space="preserve">, y la consulta del RUNT generada por la entidad el </w:t>
+        <w:t xml:space="preserve">Tradición del vehículo. La E.S.E. es propietaria inscrita de la ambulancia de placa NSX651, según la licencia de tránsito N° 10037693011, expedida el 30 de enero de 2026 a nombre de la E.S.E. Hospital Regional Centro, NIT 807.008.824, y la consulta del RUNT generada por la entidad el </w:t>
       </w:r>
       <w:r>
         <w:rPr>
@@ -2980,64 +3037,64 @@
           <w:szCs w:val="24"/>
           <w:lang w:val="es-CO"/>
         </w:rPr>
-        <w:t xml:space="preserve">, que registra el vehículo activo, en servicio oficial, sin limitaciones a la propiedad, prenda ni embargo, con matrícula inicial del 9 de mayo de 2025 y los dos SOAT. La tradición del dominio de los automotores requiere la entrega material y la inscripción del título en el organismo de tránsito (Código de Comercio, artículo 922; Ley 769 de 2002, artículo 47); ambas se cumplieron a favor de la entidad el 16 y el 30 de enero de 2026, dentro del término legal. La entidad solicitó el </w:t>
-      </w:r>
-      <w:r>
-        <w:rPr>
-          <w:rFonts w:ascii="Times New Roman" w:eastAsia="Arial" w:hAnsi="Times New Roman" w:cs="Times New Roman"/>
-          <w:highlight w:val="yellow"/>
-          <w:sz w:val="24"/>
-          <w:szCs w:val="24"/>
-          <w:lang w:val="es-CO"/>
-        </w:rPr>
-        <w:t xml:space="preserve">fecha</w:t>
-      </w:r>
-      <w:r>
-        <w:rPr>
-          <w:rFonts w:ascii="Times New Roman" w:eastAsia="Arial" w:hAnsi="Times New Roman" w:cs="Times New Roman"/>
-          <w:sz w:val="24"/>
-          <w:szCs w:val="24"/>
-          <w:lang w:val="es-CO"/>
-        </w:rPr>
-        <w:t xml:space="preserve"> al organismo de tránsito de Cáqueza el certificado de tradición del vehículo, que remitirá al recibirlo </w:t>
-      </w:r>
-      <w:r>
-        <w:rPr>
-          <w:rFonts w:ascii="Times New Roman" w:eastAsia="Arial" w:hAnsi="Times New Roman" w:cs="Times New Roman"/>
-          <w:highlight w:val="yellow"/>
-          <w:sz w:val="24"/>
-          <w:szCs w:val="24"/>
-          <w:lang w:val="es-CO"/>
-        </w:rPr>
-        <w:t xml:space="preserve">si se obtiene antes de radicar, anexarlo y redactar aquí la cadena de propietarios tal como la registre, indicando quién suscribió el traspaso como tradente</w:t>
-      </w:r>
-      <w:r>
-        <w:rPr>
-          <w:rFonts w:ascii="Times New Roman" w:eastAsia="Arial" w:hAnsi="Times New Roman" w:cs="Times New Roman"/>
-          <w:sz w:val="24"/>
-          <w:szCs w:val="24"/>
-          <w:lang w:val="es-CO"/>
-        </w:rPr>
-        <w:t xml:space="preserve">. A requerimiento de la entidad del 2 de octubre de 2026, la contratista aportó el 6 de octubre de 2026 el contrato de compraventa suscrito con la primera propietaria y la consulta del RUNT, que se remiten en los términos recibidos </w:t>
-      </w:r>
-      <w:r>
-        <w:rPr>
-          <w:rFonts w:ascii="Times New Roman" w:eastAsia="Arial" w:hAnsi="Times New Roman" w:cs="Times New Roman"/>
-          <w:highlight w:val="yellow"/>
-          <w:sz w:val="24"/>
-          <w:szCs w:val="24"/>
-          <w:lang w:val="es-CO"/>
-        </w:rPr>
-        <w:t xml:space="preserve">antes de anexar: el contrato está fechado el 29 de abril de 2025 y cita la placa NSX651, asignada el 9 de mayo de 2025, y la respuesta dice que la venta fue posterior a la matrícula; exigir hoy a la contratista aclaración escrita de la fecha o declaración de la vendedora</w:t>
-      </w:r>
-      <w:r>
-        <w:rPr>
-          <w:rFonts w:ascii="Times New Roman" w:eastAsia="Arial" w:hAnsi="Times New Roman" w:cs="Times New Roman"/>
-          <w:sz w:val="24"/>
-          <w:szCs w:val="24"/>
-          <w:lang w:val="es-CO"/>
-        </w:rPr>
-        <w:t xml:space="preserve">. En todo caso, la contratista, como vendedora, está obligada al saneamiento por evicción (Código Civil, artículos 1893 y siguientes, aplicables al contrato por remisión del artículo 822 del Código de Comercio).</w:t>
+        <w:t xml:space="preserve">, que registra el vehículo activo, en servicio oficial, sin limitaciones a la propiedad, prenda ni embargo, con matrícula inicial del 9 de mayo de 2025 y los dos SOAT. La tradición del dominio de los automotores requiere la entrega material y la inscripción del título en el organismo de tránsito (Código de Comercio, artículo 922; Ley 769 de 2002, artículo 47); ambas se cumplieron a favor de la entidad el 16 y el 30 de enero de 2026, dentro del término legal. La inscripción del traspaso a favor de la E.S.E. constituye su título de propiedad, oponible a terceros, y agota la obligación de transferir el dominio a cargo de la contratista. </w:t>
+      </w:r>
+      <w:r>
+        <w:rPr>
+          <w:rFonts w:ascii="Times New Roman" w:eastAsia="Arial" w:hAnsi="Times New Roman" w:cs="Times New Roman"/>
+          <w:highlight w:val="yellow"/>
+          <w:sz w:val="24"/>
+          <w:szCs w:val="24"/>
+          <w:lang w:val="es-CO"/>
+        </w:rPr>
+        <w:t xml:space="preserve">Cadena de propietarios: redactar según el certificado de tradición solicitado al organismo de tránsito de Cáqueza el (fecha, radicado). Si la tradente fue la señora Colón: "Según el certificado de tradición del (fecha), el automotor fue matriculado el 9 de mayo de 2025 a nombre de la señora Virginia del Carmen Colón y traspasado a la E.S.E. el 30 de enero de 2026 mediante formulario suscrito por la propietaria inscrita, a instancia de la contratista vendedora; la tradición hecha por quien tenía el dominio inscrito es válida y eficaz a favor de la entidad (Código de Comercio, artículos 907 y 922)". Si Import Medical figura como propietaria intermedia, describir las tres inscripciones con fechas. Mientras no llegue el certificado: "La entidad solicitó el (fecha) al organismo de tránsito el certificado de tradición del vehículo, que remitirá al recibirlo".</w:t>
+      </w:r>
+      <w:r>
+        <w:rPr>
+          <w:rFonts w:ascii="Times New Roman" w:eastAsia="Arial" w:hAnsi="Times New Roman" w:cs="Times New Roman"/>
+          <w:sz w:val="24"/>
+          <w:szCs w:val="24"/>
+          <w:lang w:val="es-CO"/>
+        </w:rPr>
+        <w:t xml:space="preserve"> A requerimiento de la entidad del 2 de octubre de 2026, la contratista aportó el 6 de octubre de 2026 su respuesta, con un contrato privado de compraventa celebrado con la primera propietaria y una consulta del RUNT, que se remiten en los términos recibidos. La entidad advierte que ese contrato privado aparece fechado el 29 de abril de 2025, fecha anterior a la matrícula inicial del 9 de mayo de 2025, pese a identificar el vehículo por la placa NSX651 asignada en esa matrícula, y que la respuesta de la contratista sitúa la venta con posterioridad a la matrícula; por ello requirió a la contratista el </w:t>
+      </w:r>
+      <w:r>
+        <w:rPr>
+          <w:rFonts w:ascii="Times New Roman" w:eastAsia="Arial" w:hAnsi="Times New Roman" w:cs="Times New Roman"/>
+          <w:highlight w:val="yellow"/>
+          <w:sz w:val="24"/>
+          <w:szCs w:val="24"/>
+          <w:lang w:val="es-CO"/>
+        </w:rPr>
+        <w:t xml:space="preserve">fecha, anterior a la de este oficio</w:t>
+      </w:r>
+      <w:r>
+        <w:rPr>
+          <w:rFonts w:ascii="Times New Roman" w:eastAsia="Arial" w:hAnsi="Times New Roman" w:cs="Times New Roman"/>
+          <w:sz w:val="24"/>
+          <w:szCs w:val="24"/>
+          <w:lang w:val="es-CO"/>
+        </w:rPr>
+        <w:t xml:space="preserve"> la aclaración escrita de la fecha de ese documento </w:t>
+      </w:r>
+      <w:r>
+        <w:rPr>
+          <w:rFonts w:ascii="Times New Roman" w:eastAsia="Arial" w:hAnsi="Times New Roman" w:cs="Times New Roman"/>
+          <w:highlight w:val="yellow"/>
+          <w:sz w:val="24"/>
+          <w:szCs w:val="24"/>
+          <w:lang w:val="es-CO"/>
+        </w:rPr>
+        <w:t xml:space="preserve">y se anexa la aclaración recibida / y remitirá la respuesta al equipo auditor en cuanto la reciba</w:t>
+      </w:r>
+      <w:r>
+        <w:rPr>
+          <w:rFonts w:ascii="Times New Roman" w:eastAsia="Arial" w:hAnsi="Times New Roman" w:cs="Times New Roman"/>
+          <w:sz w:val="24"/>
+          <w:szCs w:val="24"/>
+          <w:lang w:val="es-CO"/>
+        </w:rPr>
+        <w:t xml:space="preserve">. Esa inconsistencia, atribuible a la contratista, no afecta la titularidad de la E.S.E., que consta en el registro automotor.</w:t>
       </w:r>
     </w:p>
     <w:p>
@@ -3072,7 +3129,7 @@
           <w:szCs w:val="24"/>
           <w:lang w:val="es-CO"/>
         </w:rPr>
-        <w:t xml:space="preserve">Fecha de matrícula anterior al contrato. En su requerimiento del 2 de octubre de 2026 la entidad planteó a la contratista la hipótesis de un error de digitación en la licencia. Según el RUNT, la fecha "09/05/2025" no es un error: es la fecha de la matrícula inicial del automotor, que se conserva en los traspasos; según la contratista, esa matrícula la realizó la primera propietaria. Lo que varía es el propietario y la fecha de expedición de la licencia, 30 de enero de 2026. La referencia de aquel requerimiento a la "existencia del chasis" fue una imprecisión, pues el chasis se facturó el 23 de enero de 2025. Quedan así descartadas las hipótesis de error registral y de vacío de aseguramiento (literal d).</w:t>
+        <w:t xml:space="preserve">Fecha de matrícula anterior al contrato. En su requerimiento del 2 de octubre de 2026 la entidad planteó a la contratista la hipótesis de un error de digitación en la licencia. Verificado el RUNT, la fecha "09/05/2025" no es un error: es la de la matrícula inicial del automotor, realizada por su primera propietaria, que se conserva en los traspasos; lo que cambia es el propietario y la fecha de expedición de la licencia, 30 de enero de 2026. La mención de aquel requerimiento a la "existencia del chasis" es inexacta: el chasis se facturó el 23 de enero de 2025, antes de la matrícula. Queda así descartada la hipótesis de error registral.</w:t>
       </w:r>
     </w:p>
     <w:p>
@@ -3107,17 +3164,36 @@
           <w:szCs w:val="24"/>
           <w:lang w:val="es-CO"/>
         </w:rPr>
-        <w:t xml:space="preserve">SOAT. El vehículo contó con seguro obligatorio sin solución de continuidad (Ley 769 de 2002, artículo 42): el SOAT N° 41686458 de Seguros Generales Suramericana S.A., expedido el 25 de abril de 2025 y vigente del 27 de abril de 2025 al 26 de abril de 2026, lo amparaba en la entrega (16 de enero de 2026) y en el traspaso (30 de enero de 2026), y el SOAT N° 43089245, expedido el 15 de abril de 2026, rige del 27 de abril de 2026 al 26 de abril de 2027. Así lo acredita la consulta del RUNT generada por la entidad, pues la copia del primer SOAT no reposaba en el expediente. </w:t>
-      </w:r>
-      <w:r>
-        <w:rPr>
-          <w:rFonts w:ascii="Times New Roman" w:eastAsia="Arial" w:hAnsi="Times New Roman" w:cs="Times New Roman"/>
-          <w:highlight w:val="yellow"/>
-          <w:sz w:val="24"/>
-          <w:szCs w:val="24"/>
-          <w:lang w:val="es-CO"/>
-        </w:rPr>
-        <w:t xml:space="preserve">Verificar quién tomó y pagó el SOAT 43089245. Si lo pagó la contratista: "El SOAT N° 43089245 fue adquirido por la contratista en cumplimiento de la cláusula décima primera, según el soporte que se anexa." Si lo pagó la E.S.E.: no afirmar cumplimiento de la cláusula; decir que la obligación de la contratista de entregar el vehículo asegurado se cumplió con el SOAT vigente a la entrega y que la renovación anual corresponde al propietario, y evaluar si se exige el valor a la contratista.</w:t>
+        <w:t xml:space="preserve">SOAT. El vehículo contó con seguro obligatorio sin solución de continuidad (Ley 769 de 2002, artículo 42): el SOAT N° 41686458 de Seguros Generales Suramericana S.A., expedido el 25 de abril de 2025 y vigente del 27 de abril de 2025 al 26 de abril de 2026, lo amparaba en la entrega (16 de enero de 2026) y en el traspaso (30 de enero de 2026), y el SOAT N° 43089245, expedido el 15 de abril de 2026, rige del 27 de abril de 2026 al 26 de abril de 2027. Así lo acredita la consulta del RUNT generada por la entidad, que se anexa </w:t>
+      </w:r>
+      <w:r>
+        <w:rPr>
+          <w:rFonts w:ascii="Times New Roman" w:eastAsia="Arial" w:hAnsi="Times New Roman" w:cs="Times New Roman"/>
+          <w:highlight w:val="yellow"/>
+          <w:sz w:val="24"/>
+          <w:szCs w:val="24"/>
+          <w:lang w:val="es-CO"/>
+        </w:rPr>
+        <w:t xml:space="preserve">si el alcance observa literalmente la ausencia del primer SOAT en el expediente, añadir: "la copia del SOAT N° 41686458 no reposaba en el expediente"</w:t>
+      </w:r>
+      <w:r>
+        <w:rPr>
+          <w:rFonts w:ascii="Times New Roman" w:eastAsia="Arial" w:hAnsi="Times New Roman" w:cs="Times New Roman"/>
+          <w:sz w:val="24"/>
+          <w:szCs w:val="24"/>
+          <w:lang w:val="es-CO"/>
+        </w:rPr>
+        <w:t xml:space="preserve">. </w:t>
+      </w:r>
+      <w:r>
+        <w:rPr>
+          <w:rFonts w:ascii="Times New Roman" w:eastAsia="Arial" w:hAnsi="Times New Roman" w:cs="Times New Roman"/>
+          <w:highlight w:val="yellow"/>
+          <w:sz w:val="24"/>
+          <w:szCs w:val="24"/>
+          <w:lang w:val="es-CO"/>
+        </w:rPr>
+        <w:t xml:space="preserve">Verificar quién tomó y pagó el SOAT 43089245. Si lo pagó la contratista: "El SOAT N° 43089245 fue adquirido por la contratista en cumplimiento de la cláusula décima primera, según el soporte que se anexa". Si lo pagó la E.S.E.: no afirmar cumplimiento de la cláusula; decir que la obligación de entregar el vehículo asegurado se cumplió con el SOAT vigente a la entrega y que la renovación anual corresponde al propietario, y evaluar si se exige el valor a la contratista.</w:t>
       </w:r>
     </w:p>
     <w:p>
@@ -3152,36 +3228,36 @@
           <w:szCs w:val="24"/>
           <w:lang w:val="es-CO"/>
         </w:rPr>
-        <w:t xml:space="preserve">Lámpara desmontable. El ítem "lámpara desmontable que permita su utilización a distancia del vehículo", marcado "no cumple" en la lista de chequeo del 16 de enero de 2026, fue atendido el 22 de enero de 2026, dentro del plazo contractual, con la entrega de una lámpara portátil con extensión, según el formato PL-FO-13 suscrito por el Líder de Almacén con registro fotográfico, que se anexa en su estado original. Como ese formato no registra el concepto de recibo ni la firma de la supervisora, se anexa la certificación de la supervisora del contrato del </w:t>
-      </w:r>
-      <w:r>
-        <w:rPr>
-          <w:rFonts w:ascii="Times New Roman" w:eastAsia="Arial" w:hAnsi="Times New Roman" w:cs="Times New Roman"/>
-          <w:highlight w:val="yellow"/>
-          <w:sz w:val="24"/>
-          <w:szCs w:val="24"/>
-          <w:lang w:val="es-CO"/>
-        </w:rPr>
-        <w:t xml:space="preserve">fecha de 2026</w:t>
-      </w:r>
-      <w:r>
-        <w:rPr>
-          <w:rFonts w:ascii="Times New Roman" w:eastAsia="Arial" w:hAnsi="Times New Roman" w:cs="Times New Roman"/>
-          <w:sz w:val="24"/>
-          <w:szCs w:val="24"/>
-          <w:lang w:val="es-CO"/>
-        </w:rPr>
-        <w:t xml:space="preserve">, en la que consta que verificó el elemento recibido y que cumple la función de iluminación portátil a distancia del vehículo </w:t>
-      </w:r>
-      <w:r>
-        <w:rPr>
-          <w:rFonts w:ascii="Times New Roman" w:eastAsia="Arial" w:hAnsi="Times New Roman" w:cs="Times New Roman"/>
-          <w:highlight w:val="yellow"/>
-          <w:sz w:val="24"/>
-          <w:szCs w:val="24"/>
-          <w:lang w:val="es-CO"/>
-        </w:rPr>
-        <w:t xml:space="preserve">solo si la supervisora lo verifica y lo certifica; si el elemento no es idóneo, decir: "La entidad requirió a la contratista el (fecha) la reposición del elemento por uno que cumpla el estándar". No marcar casillas ni añadir firmas al formato del 22 de enero de 2026</w:t>
+        <w:t xml:space="preserve">Lámpara desmontable. El ítem marcado "no cumple" en la lista de chequeo del 16 de enero de 2026 fue atendido el 22 de enero de 2026, dentro del plazo contractual, con una lámpara portátil con extensión, según el formato PL-FO-13 suscrito por el Líder de Almacén, que la registra como "cumple" y "nueva", con registro fotográfico, y que se anexa. Como ese formato no consigna el concepto de recibo ni la firma de la supervisora, la supervisora verificó el elemento el </w:t>
+      </w:r>
+      <w:r>
+        <w:rPr>
+          <w:rFonts w:ascii="Times New Roman" w:eastAsia="Arial" w:hAnsi="Times New Roman" w:cs="Times New Roman"/>
+          <w:highlight w:val="yellow"/>
+          <w:sz w:val="24"/>
+          <w:szCs w:val="24"/>
+          <w:lang w:val="es-CO"/>
+        </w:rPr>
+        <w:t xml:space="preserve">fecha de octubre de 2026</w:t>
+      </w:r>
+      <w:r>
+        <w:rPr>
+          <w:rFonts w:ascii="Times New Roman" w:eastAsia="Arial" w:hAnsi="Times New Roman" w:cs="Times New Roman"/>
+          <w:sz w:val="24"/>
+          <w:szCs w:val="24"/>
+          <w:lang w:val="es-CO"/>
+        </w:rPr>
+        <w:t xml:space="preserve"> y </w:t>
+      </w:r>
+      <w:r>
+        <w:rPr>
+          <w:rFonts w:ascii="Times New Roman" w:eastAsia="Arial" w:hAnsi="Times New Roman" w:cs="Times New Roman"/>
+          <w:highlight w:val="yellow"/>
+          <w:sz w:val="24"/>
+          <w:szCs w:val="24"/>
+          <w:lang w:val="es-CO"/>
+        </w:rPr>
+        <w:t xml:space="preserve">Variante 1: certificó que cumple la función de iluminación portátil a distancia del vehículo prevista en la Resolución 3100 de 2019, según certificación que se anexa / Variante 2: requirió a la contratista su reposición por un elemento de especificación asistencial, mediante oficio del (fecha) que se anexa. La supervisora debe inspeccionar físicamente el elemento en la IPS San Cayetano antes de certificar. No marcar casillas ni añadir firmas al formato del 22 de enero de 2026</w:t>
       </w:r>
       <w:r>
         <w:rPr>
@@ -3244,7 +3320,7 @@
           <w:szCs w:val="24"/>
           <w:lang w:val="es-CO"/>
         </w:rPr>
-        <w:t xml:space="preserve">, en reemplazo de la unidad de la dotación inicial que vencía en febrero de 2026, con lo cual se atendió la observación de la lista de chequeo. </w:t>
+        <w:t xml:space="preserve">, en reemplazo de la unidad de la dotación inicial que vencía en febrero de 2026, atendiendo la observación de la lista de chequeo. </w:t>
       </w:r>
       <w:r>
         <w:rPr>
@@ -3289,7 +3365,7 @@
           <w:szCs w:val="24"/>
           <w:lang w:val="es-CO"/>
         </w:rPr>
-        <w:t xml:space="preserve">Acta de entrega y recibo a satisfacción. El registro del activo consta en el comprobante FCAF-55 del 26 de diciembre de 2025; la entrega física y la verificación técnica, en la lista de chequeo PL-FO-12 del 16 de enero de 2026, suscrita por la Coordinadora de la IPS San Cayetano y el Líder de Almacén, que confrontó la totalidad de las especificaciones técnicas, de carrocería, dotación y equipo de carretera de la Resolución 3100 de 2019; los elementos pendientes, en el formato PL-FO-13 del 22 de enero de 2026; y la matrícula, en la licencia de tránsito del 30 de enero de 2026. La entidad reconoce que el acta de recibo a satisfacción prevista en la cláusula sexta no se levantó en su momento como documento único. Por ello el </w:t>
+        <w:t xml:space="preserve">Acta de entrega y recibo a satisfacción. El recibo del bien consta en cuatro documentos: el comprobante FCAF-55 del 26 de diciembre de 2025, con el que el almacén registró el activo; la lista de chequeo PL-FO-12 del 16 de enero de 2026, suscrita por la Coordinadora de la IPS San Cayetano y el Líder de Almacén, que confrontó la totalidad de las especificaciones técnicas, de carrocería, dotación y equipo de carretera de la Resolución 3100 de 2019; el formato PL-FO-13 del 22 de enero de 2026, para los elementos pendientes; y la licencia de tránsito del 30 de enero de 2026. La entidad reconoce que el acta de recibo de la cláusula sexta no se levantó entonces como documento único. Por ello, el </w:t>
       </w:r>
       <w:r>
         <w:rPr>
@@ -3308,64 +3384,83 @@
           <w:szCs w:val="24"/>
           <w:lang w:val="es-CO"/>
         </w:rPr>
-        <w:t xml:space="preserve"> la supervisora, el Líder de Almacén </w:t>
-      </w:r>
-      <w:r>
-        <w:rPr>
-          <w:rFonts w:ascii="Times New Roman" w:eastAsia="Arial" w:hAnsi="Times New Roman" w:cs="Times New Roman"/>
-          <w:highlight w:val="yellow"/>
-          <w:sz w:val="24"/>
-          <w:szCs w:val="24"/>
-          <w:lang w:val="es-CO"/>
-        </w:rPr>
-        <w:t xml:space="preserve">y la contratista</w:t>
-      </w:r>
-      <w:r>
-        <w:rPr>
-          <w:rFonts w:ascii="Times New Roman" w:eastAsia="Arial" w:hAnsi="Times New Roman" w:cs="Times New Roman"/>
-          <w:sz w:val="24"/>
-          <w:szCs w:val="24"/>
-          <w:lang w:val="es-CO"/>
-        </w:rPr>
-        <w:t xml:space="preserve"> suscribieron el acta de recibo a satisfacción </w:t>
-      </w:r>
-      <w:r>
-        <w:rPr>
-          <w:rFonts w:ascii="Times New Roman" w:eastAsia="Arial" w:hAnsi="Times New Roman" w:cs="Times New Roman"/>
-          <w:highlight w:val="yellow"/>
-          <w:sz w:val="24"/>
-          <w:szCs w:val="24"/>
-          <w:lang w:val="es-CO"/>
-        </w:rPr>
-        <w:t xml:space="preserve">y de liquidación bilateral, si el contrato previó liquidación; si no la previó, decir: "El contrato, de ejecución instantánea, no previó liquidación"</w:t>
-      </w:r>
-      <w:r>
-        <w:rPr>
-          <w:rFonts w:ascii="Times New Roman" w:eastAsia="Arial" w:hAnsi="Times New Roman" w:cs="Times New Roman"/>
-          <w:sz w:val="24"/>
-          <w:szCs w:val="24"/>
-          <w:lang w:val="es-CO"/>
-        </w:rPr>
-        <w:t xml:space="preserve">, con fecha de suscripción actual, que se anexa: certifica los hechos anteriores con remisión a esos documentos, identifica el bien (placa, VIN, motor y kilometraje), su ubicación en servicio en el municipio de San Cayetano, declara cumplido el objeto el 30 de enero de 2026 y deja constancia de que no quedan saldos ni obligaciones pendientes </w:t>
-      </w:r>
-      <w:r>
-        <w:rPr>
-          <w:rFonts w:ascii="Times New Roman" w:eastAsia="Arial" w:hAnsi="Times New Roman" w:cs="Times New Roman"/>
-          <w:highlight w:val="yellow"/>
-          <w:sz w:val="24"/>
-          <w:szCs w:val="24"/>
-          <w:lang w:val="es-CO"/>
-        </w:rPr>
-        <w:t xml:space="preserve">suscribirla con la fecha actual, nunca con fecha de enero de 2026</w:t>
-      </w:r>
-      <w:r>
-        <w:rPr>
-          <w:rFonts w:ascii="Times New Roman" w:eastAsia="Arial" w:hAnsi="Times New Roman" w:cs="Times New Roman"/>
-          <w:sz w:val="24"/>
-          <w:szCs w:val="24"/>
-          <w:lang w:val="es-CO"/>
-        </w:rPr>
-        <w:t xml:space="preserve">. Como acción de mejora, la entidad adoptó desde enero de 2026 el formato PL-FO-13 para el recibo de bienes.</w:t>
+        <w:t xml:space="preserve">, la supervisora y el Líder de Almacén </w:t>
+      </w:r>
+      <w:r>
+        <w:rPr>
+          <w:rFonts w:ascii="Times New Roman" w:eastAsia="Arial" w:hAnsi="Times New Roman" w:cs="Times New Roman"/>
+          <w:highlight w:val="yellow"/>
+          <w:sz w:val="24"/>
+          <w:szCs w:val="24"/>
+          <w:lang w:val="es-CO"/>
+        </w:rPr>
+        <w:t xml:space="preserve">y la contratista, solo si acepta la salvedad</w:t>
+      </w:r>
+      <w:r>
+        <w:rPr>
+          <w:rFonts w:ascii="Times New Roman" w:eastAsia="Arial" w:hAnsi="Times New Roman" w:cs="Times New Roman"/>
+          <w:sz w:val="24"/>
+          <w:szCs w:val="24"/>
+          <w:lang w:val="es-CO"/>
+        </w:rPr>
+        <w:t xml:space="preserve"> suscribieron el acta de verificación de cumplimiento y cierre del contrato, que se anexa: certifica, con remisión a esos soportes, la entrega del bien y su dotación el 16 y el 22 de enero de 2026 y la matrícula a favor de la entidad el 30 de enero de 2026, dentro del plazo contractual, e identifica el bien (placa, VIN, motor </w:t>
+      </w:r>
+      <w:r>
+        <w:rPr>
+          <w:rFonts w:ascii="Times New Roman" w:eastAsia="Arial" w:hAnsi="Times New Roman" w:cs="Times New Roman"/>
+          <w:highlight w:val="yellow"/>
+          <w:sz w:val="24"/>
+          <w:szCs w:val="24"/>
+          <w:lang w:val="es-CO"/>
+        </w:rPr>
+        <w:t xml:space="preserve">y kilometraje, solo si consta en la lista de chequeo o en fotografías del 16 de enero de 2026</w:t>
+      </w:r>
+      <w:r>
+        <w:rPr>
+          <w:rFonts w:ascii="Times New Roman" w:eastAsia="Arial" w:hAnsi="Times New Roman" w:cs="Times New Roman"/>
+          <w:sz w:val="24"/>
+          <w:szCs w:val="24"/>
+          <w:lang w:val="es-CO"/>
+        </w:rPr>
+        <w:t xml:space="preserve">) y su ubicación en el municipio de San Cayetano </w:t>
+      </w:r>
+      <w:r>
+        <w:rPr>
+          <w:rFonts w:ascii="Times New Roman" w:eastAsia="Arial" w:hAnsi="Times New Roman" w:cs="Times New Roman"/>
+          <w:highlight w:val="yellow"/>
+          <w:sz w:val="24"/>
+          <w:szCs w:val="24"/>
+          <w:lang w:val="es-CO"/>
+        </w:rPr>
+        <w:t xml:space="preserve">, con la salvedad que allí consta sobre el dato de modelo de la factura, solo si se incluye el literal h)</w:t>
+      </w:r>
+      <w:r>
+        <w:rPr>
+          <w:rFonts w:ascii="Times New Roman" w:eastAsia="Arial" w:hAnsi="Times New Roman" w:cs="Times New Roman"/>
+          <w:sz w:val="24"/>
+          <w:szCs w:val="24"/>
+          <w:lang w:val="es-CO"/>
+        </w:rPr>
+        <w:t xml:space="preserve"> </w:t>
+      </w:r>
+      <w:r>
+        <w:rPr>
+          <w:rFonts w:ascii="Times New Roman" w:eastAsia="Arial" w:hAnsi="Times New Roman" w:cs="Times New Roman"/>
+          <w:highlight w:val="yellow"/>
+          <w:sz w:val="24"/>
+          <w:szCs w:val="24"/>
+          <w:lang w:val="es-CO"/>
+        </w:rPr>
+        <w:t xml:space="preserve">suscribirla con la fecha actual, nunca con fecha de enero de 2026; sin "a entera satisfacción", "paz y salvo" ni "sin reclamación alguna"</w:t>
+      </w:r>
+      <w:r>
+        <w:rPr>
+          <w:rFonts w:ascii="Times New Roman" w:eastAsia="Arial" w:hAnsi="Times New Roman" w:cs="Times New Roman"/>
+          <w:sz w:val="24"/>
+          <w:szCs w:val="24"/>
+          <w:lang w:val="es-CO"/>
+        </w:rPr>
+        <w:t xml:space="preserve">. Como acción de mejora, la entidad exigirá que el formato PL-FO-13, adoptado en enero de 2026, se diligencie íntegramente, con el concepto de recibo y la firma de la supervisión, como requisito de cierre de cada contrato de bienes.</w:t>
       </w:r>
     </w:p>
     <w:p>
@@ -3400,112 +3495,150 @@
           <w:szCs w:val="24"/>
           <w:lang w:val="es-CO"/>
         </w:rPr>
-        <w:t xml:space="preserve">Año-modelo del vehículo. </w:t>
-      </w:r>
-      <w:r>
-        <w:rPr>
-          <w:rFonts w:ascii="Times New Roman" w:eastAsia="Arial" w:hAnsi="Times New Roman" w:cs="Times New Roman"/>
-          <w:highlight w:val="yellow"/>
-          <w:sz w:val="24"/>
-          <w:szCs w:val="24"/>
-          <w:lang w:val="es-CO"/>
-        </w:rPr>
-        <w:t xml:space="preserve">DECISIÓN DEL ABOGADO. Confirmar en la minuta, los estudios previos y la factura FEI2168 si dicen "modelo 2026". Si ninguno exige año-modelo ni vehículo sin matricular, reemplazar este literal por: "Ni los estudios previos ni el contrato exigieron un año-modelo determinado ni un vehículo sin matrícula previa; la especificación fue el cumplimiento de la Resolución 3100 de 2019 para ambulancia TAB, verificado el 16 de enero de 2026." Si el contrato o la factura dicen modelo 2026, se recomienda incluir el texto siguiente: la Contraloría ya tiene la factura (2026), la lista de chequeo y la licencia (2025), y la explicación del literal c) lo deja a la vista; callarlo se leería como evasiva y trasladaría el problema a la supervisora que certificó el cumplimiento.</w:t>
-      </w:r>
-      <w:r>
-        <w:rPr>
-          <w:rFonts w:ascii="Times New Roman" w:eastAsia="Arial" w:hAnsi="Times New Roman" w:cs="Times New Roman"/>
-          <w:sz w:val="24"/>
-          <w:szCs w:val="24"/>
-          <w:lang w:val="es-CO"/>
-        </w:rPr>
-        <w:t xml:space="preserve"> El contrato y la factura FEI2168 describen el automotor como modelo 2026 </w:t>
-      </w:r>
-      <w:r>
-        <w:rPr>
-          <w:rFonts w:ascii="Times New Roman" w:eastAsia="Arial" w:hAnsi="Times New Roman" w:cs="Times New Roman"/>
-          <w:highlight w:val="yellow"/>
-          <w:sz w:val="24"/>
-          <w:szCs w:val="24"/>
-          <w:lang w:val="es-CO"/>
-        </w:rPr>
-        <w:t xml:space="preserve">confirmar en ambos</w:t>
-      </w:r>
-      <w:r>
-        <w:rPr>
-          <w:rFonts w:ascii="Times New Roman" w:eastAsia="Arial" w:hAnsi="Times New Roman" w:cs="Times New Roman"/>
-          <w:sz w:val="24"/>
-          <w:szCs w:val="24"/>
-          <w:lang w:val="es-CO"/>
-        </w:rPr>
-        <w:t xml:space="preserve">, mientras la licencia de tránsito, el RUNT y la propia lista de chequeo del 16 de enero de 2026 lo registran como modelo 2025, con matrícula inicial del 9 de mayo de 2025. La entidad verificó que el vehículo entregado corresponde al chasis y al motor facturados (VIN LVAV2KAB2SU314330, motor R088768) y que cumple la totalidad de las especificaciones técnicas de la Resolución 3100 de 2019 según la lista de chequeo del 16 de enero de 2026 </w:t>
-      </w:r>
-      <w:r>
-        <w:rPr>
-          <w:rFonts w:ascii="Times New Roman" w:eastAsia="Arial" w:hAnsi="Times New Roman" w:cs="Times New Roman"/>
-          <w:highlight w:val="yellow"/>
-          <w:sz w:val="24"/>
-          <w:szCs w:val="24"/>
-          <w:lang w:val="es-CO"/>
-        </w:rPr>
-        <w:t xml:space="preserve">y que registra un kilometraje de ___</w:t>
-      </w:r>
-      <w:r>
-        <w:rPr>
-          <w:rFonts w:ascii="Times New Roman" w:eastAsia="Arial" w:hAnsi="Times New Roman" w:cs="Times New Roman"/>
-          <w:sz w:val="24"/>
-          <w:szCs w:val="24"/>
-          <w:lang w:val="es-CO"/>
-        </w:rPr>
-        <w:t xml:space="preserve">. La entidad </w:t>
-      </w:r>
-      <w:r>
-        <w:rPr>
-          <w:rFonts w:ascii="Times New Roman" w:eastAsia="Arial" w:hAnsi="Times New Roman" w:cs="Times New Roman"/>
-          <w:highlight w:val="yellow"/>
-          <w:sz w:val="24"/>
-          <w:szCs w:val="24"/>
-          <w:lang w:val="es-CO"/>
-        </w:rPr>
-        <w:t xml:space="preserve">requirió el (fecha) / requerirá</w:t>
-      </w:r>
-      <w:r>
-        <w:rPr>
-          <w:rFonts w:ascii="Times New Roman" w:eastAsia="Arial" w:hAnsi="Times New Roman" w:cs="Times New Roman"/>
-          <w:sz w:val="24"/>
-          <w:szCs w:val="24"/>
-          <w:lang w:val="es-CO"/>
-        </w:rPr>
-        <w:t xml:space="preserve"> a la contratista la ficha técnica del fabricante con el año-modelo y la nota de ajuste a la factura electrónica FEI2168, y </w:t>
-      </w:r>
-      <w:r>
-        <w:rPr>
-          <w:rFonts w:ascii="Times New Roman" w:eastAsia="Arial" w:hAnsi="Times New Roman" w:cs="Times New Roman"/>
-          <w:highlight w:val="yellow"/>
-          <w:sz w:val="24"/>
-          <w:szCs w:val="24"/>
-          <w:lang w:val="es-CO"/>
-        </w:rPr>
-        <w:t xml:space="preserve">obtuvo / obtendrá</w:t>
-      </w:r>
-      <w:r>
-        <w:rPr>
-          <w:rFonts w:ascii="Times New Roman" w:eastAsia="Arial" w:hAnsi="Times New Roman" w:cs="Times New Roman"/>
-          <w:sz w:val="24"/>
-          <w:szCs w:val="24"/>
-          <w:lang w:val="es-CO"/>
-        </w:rPr>
-        <w:t xml:space="preserve"> la comparación del precio de mercado de una ambulancia TAB equivalente, modelos 2025 y 2026, a diciembre de 2025, para establecer si existe diferencia de valor y, de haberla, exigir su reconocimiento a la contratista; el resultado se remitirá al equipo auditor. </w:t>
-      </w:r>
-      <w:r>
-        <w:rPr>
-          <w:rFonts w:ascii="Times New Roman" w:eastAsia="Arial" w:hAnsi="Times New Roman" w:cs="Times New Roman"/>
-          <w:highlight w:val="yellow"/>
-          <w:sz w:val="24"/>
-          <w:szCs w:val="24"/>
-          <w:lang w:val="es-CO"/>
-        </w:rPr>
-        <w:t xml:space="preserve">Si la Resolución 1947 de 2025 exigía vehículo nuevo o condicionó los recursos, revisarlo antes de radicar: existe riesgo de reintegro que debe manejarse con el Ministerio.</w:t>
+        <w:t xml:space="preserve">Identificación y año-modelo del vehículo entregado. </w:t>
+      </w:r>
+      <w:r>
+        <w:rPr>
+          <w:rFonts w:ascii="Times New Roman" w:eastAsia="Arial" w:hAnsi="Times New Roman" w:cs="Times New Roman"/>
+          <w:highlight w:val="yellow"/>
+          <w:sz w:val="24"/>
+          <w:szCs w:val="24"/>
+          <w:lang w:val="es-CO"/>
+        </w:rPr>
+        <w:t xml:space="preserve">DECISIÓN DEL ABOGADO. Incluir este literal solo si la minuta, los estudios previos o la factura FEI2168 consignan "modelo 2026". Si ninguno exige año-modelo ni vehículo sin matricular, reemplazarlo por: "h) Año-modelo. Ni los estudios previos ni el contrato exigieron un año-modelo determinado ni un vehículo sin matrícula previa; la especificación fue el cumplimiento de la Resolución 3100 de 2019 para ambulancia TAB, verificado el 16 y el 22 de enero de 2026", suprimir el anexo 9 y retirar la referencia a la salvedad en g) y en el anexo 6. Si lo dicen, incluirlo: la Contraloría ya tiene la factura (2026), la lista de chequeo y la licencia (2025), y el literal c) lo deja a la vista. Confrontar también si el contrato exige 4x4 frente a la ficha técnica de la línea BJ1037V3KAV-1A.</w:t>
+      </w:r>
+      <w:r>
+        <w:rPr>
+          <w:rFonts w:ascii="Times New Roman" w:eastAsia="Arial" w:hAnsi="Times New Roman" w:cs="Times New Roman"/>
+          <w:sz w:val="24"/>
+          <w:szCs w:val="24"/>
+          <w:lang w:val="es-CO"/>
+        </w:rPr>
+        <w:t xml:space="preserve"> El contrato y la factura FEI2168 describen el automotor como modelo 2026, mientras que la lista de chequeo del 16 de enero de 2026, la licencia de tránsito y el RUNT lo registran como modelo 2025. La entidad verificó que el vehículo entregado es el que identifican la factura y el comprobante FCAF-55 (VIN LVAV2KAB2SU314330, motor R088768) y que cumple las especificaciones técnicas de la Resolución 3100 de 2019 exigidas en el contrato, conforme a los literales e) y g). Mediante oficio del </w:t>
+      </w:r>
+      <w:r>
+        <w:rPr>
+          <w:rFonts w:ascii="Times New Roman" w:eastAsia="Arial" w:hAnsi="Times New Roman" w:cs="Times New Roman"/>
+          <w:highlight w:val="yellow"/>
+          <w:sz w:val="24"/>
+          <w:szCs w:val="24"/>
+          <w:lang w:val="es-CO"/>
+        </w:rPr>
+        <w:t xml:space="preserve">fecha, anterior a la de este oficio</w:t>
+      </w:r>
+      <w:r>
+        <w:rPr>
+          <w:rFonts w:ascii="Times New Roman" w:eastAsia="Arial" w:hAnsi="Times New Roman" w:cs="Times New Roman"/>
+          <w:sz w:val="24"/>
+          <w:szCs w:val="24"/>
+          <w:lang w:val="es-CO"/>
+        </w:rPr>
+        <w:t xml:space="preserve"> la entidad requirió a la contratista la aclaración del dato de modelo de la factura electrónica y, de ser procedente, la nota de ajuste correspondiente, la ficha técnica del fabricante y la acreditación del estado del vehículo a la entrega. </w:t>
+      </w:r>
+      <w:r>
+        <w:rPr>
+          <w:rFonts w:ascii="Times New Roman" w:eastAsia="Arial" w:hAnsi="Times New Roman" w:cs="Times New Roman"/>
+          <w:highlight w:val="yellow"/>
+          <w:sz w:val="24"/>
+          <w:szCs w:val="24"/>
+          <w:lang w:val="es-CO"/>
+        </w:rPr>
+        <w:t xml:space="preserve">VARIANTE A, si la cotización acredita que el valor pagado es igual o inferior al de mercado de una TAB equivalente modelo 2025 a diciembre de 2025:</w:t>
+      </w:r>
+      <w:r>
+        <w:rPr>
+          <w:rFonts w:ascii="Times New Roman" w:eastAsia="Arial" w:hAnsi="Times New Roman" w:cs="Times New Roman"/>
+          <w:sz w:val="24"/>
+          <w:szCs w:val="24"/>
+          <w:lang w:val="es-CO"/>
+        </w:rPr>
+        <w:t xml:space="preserve"> Según la cotización de </w:t>
+      </w:r>
+      <w:r>
+        <w:rPr>
+          <w:rFonts w:ascii="Times New Roman" w:eastAsia="Arial" w:hAnsi="Times New Roman" w:cs="Times New Roman"/>
+          <w:highlight w:val="yellow"/>
+          <w:sz w:val="24"/>
+          <w:szCs w:val="24"/>
+          <w:lang w:val="es-CO"/>
+        </w:rPr>
+        <w:t xml:space="preserve">concesionario</w:t>
+      </w:r>
+      <w:r>
+        <w:rPr>
+          <w:rFonts w:ascii="Times New Roman" w:eastAsia="Arial" w:hAnsi="Times New Roman" w:cs="Times New Roman"/>
+          <w:sz w:val="24"/>
+          <w:szCs w:val="24"/>
+          <w:lang w:val="es-CO"/>
+        </w:rPr>
+        <w:t xml:space="preserve"> del </w:t>
+      </w:r>
+      <w:r>
+        <w:rPr>
+          <w:rFonts w:ascii="Times New Roman" w:eastAsia="Arial" w:hAnsi="Times New Roman" w:cs="Times New Roman"/>
+          <w:highlight w:val="yellow"/>
+          <w:sz w:val="24"/>
+          <w:szCs w:val="24"/>
+          <w:lang w:val="es-CO"/>
+        </w:rPr>
+        <w:t xml:space="preserve">fecha</w:t>
+      </w:r>
+      <w:r>
+        <w:rPr>
+          <w:rFonts w:ascii="Times New Roman" w:eastAsia="Arial" w:hAnsi="Times New Roman" w:cs="Times New Roman"/>
+          <w:sz w:val="24"/>
+          <w:szCs w:val="24"/>
+          <w:lang w:val="es-CO"/>
+        </w:rPr>
+        <w:t xml:space="preserve">, que se anexa, el valor pagado corresponde al precio de mercado, a diciembre de 2025, de una ambulancia TAB de las mismas características, modelo 2025, con carrozado y dotación. </w:t>
+      </w:r>
+      <w:r>
+        <w:rPr>
+          <w:rFonts w:ascii="Times New Roman" w:eastAsia="Arial" w:hAnsi="Times New Roman" w:cs="Times New Roman"/>
+          <w:highlight w:val="yellow"/>
+          <w:sz w:val="24"/>
+          <w:szCs w:val="24"/>
+          <w:lang w:val="es-CO"/>
+        </w:rPr>
+        <w:t xml:space="preserve">VARIANTE B, si no se obtuvo la cotización o esta muestra diferencia:</w:t>
+      </w:r>
+      <w:r>
+        <w:rPr>
+          <w:rFonts w:ascii="Times New Roman" w:eastAsia="Arial" w:hAnsi="Times New Roman" w:cs="Times New Roman"/>
+          <w:sz w:val="24"/>
+          <w:szCs w:val="24"/>
+          <w:lang w:val="es-CO"/>
+        </w:rPr>
+        <w:t xml:space="preserve"> La entidad verifica con </w:t>
+      </w:r>
+      <w:r>
+        <w:rPr>
+          <w:rFonts w:ascii="Times New Roman" w:eastAsia="Arial" w:hAnsi="Times New Roman" w:cs="Times New Roman"/>
+          <w:highlight w:val="yellow"/>
+          <w:sz w:val="24"/>
+          <w:szCs w:val="24"/>
+          <w:lang w:val="es-CO"/>
+        </w:rPr>
+        <w:t xml:space="preserve">concesionario</w:t>
+      </w:r>
+      <w:r>
+        <w:rPr>
+          <w:rFonts w:ascii="Times New Roman" w:eastAsia="Arial" w:hAnsi="Times New Roman" w:cs="Times New Roman"/>
+          <w:sz w:val="24"/>
+          <w:szCs w:val="24"/>
+          <w:lang w:val="es-CO"/>
+        </w:rPr>
+        <w:t xml:space="preserve"> el valor de mercado del vehículo entregado a la fecha del contrato; informará su resultado al equipo auditor dentro del proceso auditor y ejercerá frente a la contratista las acciones contractuales y legales a que haya lugar. La situación no afecta la aptitud del bien para el servicio ni su titularidad en cabeza de la E.S.E. </w:t>
+      </w:r>
+      <w:r>
+        <w:rPr>
+          <w:rFonts w:ascii="Times New Roman" w:eastAsia="Arial" w:hAnsi="Times New Roman" w:cs="Times New Roman"/>
+          <w:highlight w:val="yellow"/>
+          <w:sz w:val="24"/>
+          <w:szCs w:val="24"/>
+          <w:lang w:val="es-CO"/>
+        </w:rPr>
+        <w:t xml:space="preserve">No usar en este oficio: "incumplimiento", "bien distinto al contratado", "diferencia de valor", "sobrecosto", "usado", "anticipado", "antes de la entrega". Si la Resolución 1947 de 2025 exigía vehículo nuevo o condicionó los recursos, el riesgo de reintegro se maneja con el Ministerio, no aquí.</w:t>
       </w:r>
     </w:p>
     <w:p>
@@ -3597,17 +3730,36 @@
           <w:szCs w:val="24"/>
           <w:lang w:val="es-CO"/>
         </w:rPr>
-        <w:t xml:space="preserve">Respuesta de Import Medical Supplies S.A.S. del 6 de octubre de 2026, con el contrato de compraventa del vehículo y la consulta del RUNT, en los términos recibidos </w:t>
-      </w:r>
-      <w:r>
-        <w:rPr>
-          <w:rFonts w:ascii="Times New Roman" w:eastAsia="Arial" w:hAnsi="Times New Roman" w:cs="Times New Roman"/>
-          <w:highlight w:val="yellow"/>
-          <w:sz w:val="24"/>
-          <w:szCs w:val="24"/>
-          <w:lang w:val="es-CO"/>
-        </w:rPr>
-        <w:t xml:space="preserve">con la aclaración de fecha que se exija hoy</w:t>
+        <w:t xml:space="preserve">Respuesta de Import Medical Supplies S.A.S. del 6 de octubre de 2026 y sus anexos, en los términos recibidos; requerimiento de aclaración de la entidad del </w:t>
+      </w:r>
+      <w:r>
+        <w:rPr>
+          <w:rFonts w:ascii="Times New Roman" w:eastAsia="Arial" w:hAnsi="Times New Roman" w:cs="Times New Roman"/>
+          <w:highlight w:val="yellow"/>
+          <w:sz w:val="24"/>
+          <w:szCs w:val="24"/>
+          <w:lang w:val="es-CO"/>
+        </w:rPr>
+        <w:t xml:space="preserve">fecha</w:t>
+      </w:r>
+      <w:r>
+        <w:rPr>
+          <w:rFonts w:ascii="Times New Roman" w:eastAsia="Arial" w:hAnsi="Times New Roman" w:cs="Times New Roman"/>
+          <w:sz w:val="24"/>
+          <w:szCs w:val="24"/>
+          <w:lang w:val="es-CO"/>
+        </w:rPr>
+        <w:t xml:space="preserve"> </w:t>
+      </w:r>
+      <w:r>
+        <w:rPr>
+          <w:rFonts w:ascii="Times New Roman" w:eastAsia="Arial" w:hAnsi="Times New Roman" w:cs="Times New Roman"/>
+          <w:highlight w:val="yellow"/>
+          <w:sz w:val="24"/>
+          <w:szCs w:val="24"/>
+          <w:lang w:val="es-CO"/>
+        </w:rPr>
+        <w:t xml:space="preserve">y aclaración de la contratista del (fecha)</w:t>
       </w:r>
       <w:r>
         <w:rPr>
@@ -3670,17 +3822,36 @@
           <w:szCs w:val="24"/>
           <w:lang w:val="es-CO"/>
         </w:rPr>
-        <w:t xml:space="preserve">, con datos del vehículo, limitaciones y SOAT </w:t>
-      </w:r>
-      <w:r>
-        <w:rPr>
-          <w:rFonts w:ascii="Times New Roman" w:eastAsia="Arial" w:hAnsi="Times New Roman" w:cs="Times New Roman"/>
-          <w:highlight w:val="yellow"/>
-          <w:sz w:val="24"/>
-          <w:szCs w:val="24"/>
-          <w:lang w:val="es-CO"/>
-        </w:rPr>
-        <w:t xml:space="preserve">por generar hoy en www.runt.gov.co</w:t>
+        <w:t xml:space="preserve">, con datos del vehículo, limitaciones y SOAT, y solicitud del certificado de tradición al organismo de tránsito </w:t>
+      </w:r>
+      <w:r>
+        <w:rPr>
+          <w:rFonts w:ascii="Times New Roman" w:eastAsia="Arial" w:hAnsi="Times New Roman" w:cs="Times New Roman"/>
+          <w:highlight w:val="yellow"/>
+          <w:sz w:val="24"/>
+          <w:szCs w:val="24"/>
+          <w:lang w:val="es-CO"/>
+        </w:rPr>
+        <w:t xml:space="preserve">radicado</w:t>
+      </w:r>
+      <w:r>
+        <w:rPr>
+          <w:rFonts w:ascii="Times New Roman" w:eastAsia="Arial" w:hAnsi="Times New Roman" w:cs="Times New Roman"/>
+          <w:sz w:val="24"/>
+          <w:szCs w:val="24"/>
+          <w:lang w:val="es-CO"/>
+        </w:rPr>
+        <w:t xml:space="preserve"> </w:t>
+      </w:r>
+      <w:r>
+        <w:rPr>
+          <w:rFonts w:ascii="Times New Roman" w:eastAsia="Arial" w:hAnsi="Times New Roman" w:cs="Times New Roman"/>
+          <w:highlight w:val="yellow"/>
+          <w:sz w:val="24"/>
+          <w:szCs w:val="24"/>
+          <w:lang w:val="es-CO"/>
+        </w:rPr>
+        <w:t xml:space="preserve">por generar hoy</w:t>
       </w:r>
       <w:r>
         <w:rPr>
@@ -3759,7 +3930,7 @@
           <w:szCs w:val="24"/>
           <w:lang w:val="es-CO"/>
         </w:rPr>
-        <w:t xml:space="preserve">Formato de recibido PL-FO-13 del 22 de enero de 2026, en su estado original, y certificación de la supervisora del contrato del </w:t>
+        <w:t xml:space="preserve">Formato de recibido PL-FO-13 del 22 de enero de 2026 y certificación de la supervisora del contrato del </w:t>
       </w:r>
       <w:r>
         <w:rPr>
@@ -3788,7 +3959,7 @@
           <w:szCs w:val="24"/>
           <w:lang w:val="es-CO"/>
         </w:rPr>
-        <w:t xml:space="preserve">por expedir</w:t>
+        <w:t xml:space="preserve">por expedir, tras inspección física</w:t>
       </w:r>
       <w:r>
         <w:rPr>
@@ -3832,26 +4003,7 @@
           <w:szCs w:val="24"/>
           <w:lang w:val="es-CO"/>
         </w:rPr>
-        <w:t xml:space="preserve">Acta de recibo a satisfacción </w:t>
-      </w:r>
-      <w:r>
-        <w:rPr>
-          <w:rFonts w:ascii="Times New Roman" w:eastAsia="Arial" w:hAnsi="Times New Roman" w:cs="Times New Roman"/>
-          <w:highlight w:val="yellow"/>
-          <w:sz w:val="24"/>
-          <w:szCs w:val="24"/>
-          <w:lang w:val="es-CO"/>
-        </w:rPr>
-        <w:t xml:space="preserve">y de liquidación bilateral</w:t>
-      </w:r>
-      <w:r>
-        <w:rPr>
-          <w:rFonts w:ascii="Times New Roman" w:eastAsia="Arial" w:hAnsi="Times New Roman" w:cs="Times New Roman"/>
-          <w:sz w:val="24"/>
-          <w:szCs w:val="24"/>
-          <w:lang w:val="es-CO"/>
-        </w:rPr>
-        <w:t xml:space="preserve"> del Contrato N° 1056 de 2025 del </w:t>
+        <w:t xml:space="preserve">Acta de verificación de cumplimiento y cierre del Contrato N° 1056 de 2025 del </w:t>
       </w:r>
       <w:r>
         <w:rPr>
@@ -3880,7 +4032,7 @@
           <w:szCs w:val="24"/>
           <w:lang w:val="es-CO"/>
         </w:rPr>
-        <w:t xml:space="preserve">por suscribir</w:t>
+        <w:t xml:space="preserve">por suscribir, con la salvedad si se incluye h)</w:t>
       </w:r>
       <w:r>
         <w:rPr>
@@ -3979,7 +4131,7 @@
           <w:szCs w:val="24"/>
           <w:lang w:val="es-CO"/>
         </w:rPr>
-        <w:t xml:space="preserve">Solo si no se enviaron el 1 de octubre: lista de chequeo PL-FO-12 del 16 de enero de 2026; póliza N° 53-44-101042119; comprobantes de egreso CE-10213 y CE-10217; informes de actividades y de supervisión del periodo 17 al 31 de diciembre de 2025.</w:t>
+        <w:t xml:space="preserve">Solo si no se enviaron el 1 de octubre: lista de chequeo PL-FO-12 del 16 de enero de 2026; comprobantes de egreso CE-10213 y CE-10217; informes de actividades y de supervisión del periodo 17 al 31 de diciembre de 2025.</w:t>
       </w:r>
     </w:p>
     <w:p>
@@ -4015,7 +4167,7 @@
           <w:szCs w:val="24"/>
           <w:lang w:val="es-CO"/>
         </w:rPr>
-        <w:t xml:space="preserve">Solo si se incluye el literal h): requerimiento a la contratista sobre la factura y el año-modelo, y comparación de precios de mercado.</w:t>
+        <w:t xml:space="preserve">Solo si se incluye el literal h): requerimiento a la contratista sobre el dato de modelo de la factura y cotización del concesionario.</w:t>
       </w:r>
     </w:p>
     <w:p>
@@ -4058,64 +4210,83 @@
           <w:szCs w:val="24"/>
           <w:lang w:val="es-CO"/>
         </w:rPr>
-        <w:t xml:space="preserve">El bien adquirido existe, está inscrito a nombre de la E.S.E. sin limitaciones, cumple las especificaciones técnicas verificadas en la lista de chequeo del 16 de enero de 2026 </w:t>
-      </w:r>
-      <w:r>
-        <w:rPr>
-          <w:rFonts w:ascii="Times New Roman" w:eastAsia="Arial" w:hAnsi="Times New Roman" w:cs="Times New Roman"/>
-          <w:highlight w:val="yellow"/>
-          <w:sz w:val="24"/>
-          <w:szCs w:val="24"/>
-          <w:lang w:val="es-CO"/>
-        </w:rPr>
-        <w:t xml:space="preserve">con la salvedad del literal e), si la supervisora no certifica la lámpara</w:t>
-      </w:r>
-      <w:r>
-        <w:rPr>
-          <w:rFonts w:ascii="Times New Roman" w:eastAsia="Arial" w:hAnsi="Times New Roman" w:cs="Times New Roman"/>
-          <w:sz w:val="24"/>
-          <w:szCs w:val="24"/>
-          <w:lang w:val="es-CO"/>
-        </w:rPr>
-        <w:t xml:space="preserve">, se pagó por el valor contratado, fijado con </w:t>
-      </w:r>
-      <w:r>
-        <w:rPr>
-          <w:rFonts w:ascii="Times New Roman" w:eastAsia="Arial" w:hAnsi="Times New Roman" w:cs="Times New Roman"/>
-          <w:highlight w:val="yellow"/>
-          <w:sz w:val="24"/>
-          <w:szCs w:val="24"/>
-          <w:lang w:val="es-CO"/>
-        </w:rPr>
-        <w:t xml:space="preserve">el estudio de mercado</w:t>
-      </w:r>
-      <w:r>
-        <w:rPr>
-          <w:rFonts w:ascii="Times New Roman" w:eastAsia="Arial" w:hAnsi="Times New Roman" w:cs="Times New Roman"/>
-          <w:sz w:val="24"/>
-          <w:szCs w:val="24"/>
-          <w:lang w:val="es-CO"/>
-        </w:rPr>
-        <w:t xml:space="preserve"> de los estudios previos, y se encuentra en servicio en el municipio de San Cayetano </w:t>
-      </w:r>
-      <w:r>
-        <w:rPr>
-          <w:rFonts w:ascii="Times New Roman" w:eastAsia="Arial" w:hAnsi="Times New Roman" w:cs="Times New Roman"/>
-          <w:highlight w:val="yellow"/>
-          <w:sz w:val="24"/>
-          <w:szCs w:val="24"/>
-          <w:lang w:val="es-CO"/>
-        </w:rPr>
-        <w:t xml:space="preserve">confirmar la habilitación de la ambulancia en el REPS antes de afirmarlo</w:t>
-      </w:r>
-      <w:r>
-        <w:rPr>
-          <w:rFonts w:ascii="Times New Roman" w:eastAsia="Arial" w:hAnsi="Times New Roman" w:cs="Times New Roman"/>
-          <w:sz w:val="24"/>
-          <w:szCs w:val="24"/>
-          <w:lang w:val="es-CO"/>
-        </w:rPr>
-        <w:t xml:space="preserve">. No se configura, por tanto, daño patrimonial (Ley 610 de 2000, artículo 6, modificado por el artículo 126 del Decreto Ley 403 de 2020) ni concurren los elementos de la responsabilidad fiscal (artículo 5, modificado por el artículo 125 del mismo decreto). La ordenadora del gasto actuó con base en las certificaciones de la supervisora, del almacén y del área de presupuesto, y las observaciones recaen sobre aspectos formales del expediente que la propia entidad identificó y corrigió durante el proceso auditor y antes del informe preliminar, lo que solicita se valore como beneficio del control fiscal.</w:t>
+        <w:t xml:space="preserve">El bien adquirido existe, está inscrito a nombre de la E.S.E. sin limitaciones a la propiedad, cumple las especificaciones técnicas de la Resolución 3100 de 2019 verificadas el 16 de enero de 2026, se pagó por el valor contratado </w:t>
+      </w:r>
+      <w:r>
+        <w:rPr>
+          <w:rFonts w:ascii="Times New Roman" w:eastAsia="Arial" w:hAnsi="Times New Roman" w:cs="Times New Roman"/>
+          <w:highlight w:val="yellow"/>
+          <w:sz w:val="24"/>
+          <w:szCs w:val="24"/>
+          <w:lang w:val="es-CO"/>
+        </w:rPr>
+        <w:t xml:space="preserve">, respaldado en las cotizaciones del estudio de mercado que se anexan, solo si existen al menos dos cotizaciones independientes de la contratista</w:t>
+      </w:r>
+      <w:r>
+        <w:rPr>
+          <w:rFonts w:ascii="Times New Roman" w:eastAsia="Arial" w:hAnsi="Times New Roman" w:cs="Times New Roman"/>
+          <w:sz w:val="24"/>
+          <w:szCs w:val="24"/>
+          <w:lang w:val="es-CO"/>
+        </w:rPr>
+        <w:t xml:space="preserve"> y </w:t>
+      </w:r>
+      <w:r>
+        <w:rPr>
+          <w:rFonts w:ascii="Times New Roman" w:eastAsia="Arial" w:hAnsi="Times New Roman" w:cs="Times New Roman"/>
+          <w:highlight w:val="yellow"/>
+          <w:sz w:val="24"/>
+          <w:szCs w:val="24"/>
+          <w:lang w:val="es-CO"/>
+        </w:rPr>
+        <w:t xml:space="preserve">presta servicio en la IPS San Cayetano, solo si se confirma la habilitación en el REPS; si no: está asignado a la IPS San Cayetano</w:t>
+      </w:r>
+      <w:r>
+        <w:rPr>
+          <w:rFonts w:ascii="Times New Roman" w:eastAsia="Arial" w:hAnsi="Times New Roman" w:cs="Times New Roman"/>
+          <w:sz w:val="24"/>
+          <w:szCs w:val="24"/>
+          <w:lang w:val="es-CO"/>
+        </w:rPr>
+        <w:t xml:space="preserve">. Con fundamento en lo anterior, la entidad considera que las situaciones advertidas no comportan detrimento al patrimonio público en los términos del artículo 6 de la Ley 610 de 2000, modificado por el artículo 126 del Decreto Ley 403 de 2020, y tienen carácter administrativo </w:t>
+      </w:r>
+      <w:r>
+        <w:rPr>
+          <w:rFonts w:ascii="Times New Roman" w:eastAsia="Arial" w:hAnsi="Times New Roman" w:cs="Times New Roman"/>
+          <w:highlight w:val="yellow"/>
+          <w:sz w:val="24"/>
+          <w:szCs w:val="24"/>
+          <w:lang w:val="es-CO"/>
+        </w:rPr>
+        <w:t xml:space="preserve">, sin perjuicio de la verificación descrita en el literal h), cuyo resultado se informará al equipo auditor, solo en la Variante B</w:t>
+      </w:r>
+      <w:r>
+        <w:rPr>
+          <w:rFonts w:ascii="Times New Roman" w:eastAsia="Arial" w:hAnsi="Times New Roman" w:cs="Times New Roman"/>
+          <w:sz w:val="24"/>
+          <w:szCs w:val="24"/>
+          <w:lang w:val="es-CO"/>
+        </w:rPr>
+        <w:t xml:space="preserve">. La ordenadora del gasto actuó con base en las certificaciones de la supervisión, del almacén y del área de presupuesto, y las deficiencias documentales del expediente fueron atendidas por la entidad durante el proceso auditor, en atención a las observaciones del equipo auditor y antes del informe preliminar, con los documentos que se anexan, lo que solicita se valore como beneficio del control fiscal. </w:t>
+      </w:r>
+      <w:r>
+        <w:rPr>
+          <w:rFonts w:ascii="Times New Roman" w:eastAsia="Arial" w:hAnsi="Times New Roman" w:cs="Times New Roman"/>
+          <w:highlight w:val="yellow"/>
+          <w:sz w:val="24"/>
+          <w:szCs w:val="24"/>
+          <w:lang w:val="es-CO"/>
+        </w:rPr>
+        <w:t xml:space="preserve">Si al radicar nada queda pendiente de terceros, suprimir la frase siguiente:</w:t>
+      </w:r>
+      <w:r>
+        <w:rPr>
+          <w:rFonts w:ascii="Times New Roman" w:eastAsia="Arial" w:hAnsi="Times New Roman" w:cs="Times New Roman"/>
+          <w:sz w:val="24"/>
+          <w:szCs w:val="24"/>
+          <w:lang w:val="es-CO"/>
+        </w:rPr>
+        <w:t xml:space="preserve"> Las aclaraciones que dependen de la contratista y del organismo de tránsito están en trámite en los términos indicados.</w:t>
       </w:r>
     </w:p>
     <w:p>
@@ -4160,7 +4331,26 @@
           <w:szCs w:val="24"/>
           <w:lang w:val="es-CO"/>
         </w:rPr>
-        <w:t xml:space="preserve">En los tres contratos los bienes adquiridos existen, ingresaron al almacén, fueron recibidos y están al servicio de la red hospitalaria, y se pagó exactamente el valor pactado, con respaldo presupuestal y sin exceder las apropiaciones. Las observaciones recaen sobre aspectos formales de los documentos del expediente: errores de transcripción derivados del uso de plantillas, formatos sin fecha, inconsistencias del formato de rendición y la descripción del objeto. No concurren el daño patrimonial ni la conducta dolosa o gravemente culposa que exige la responsabilidad fiscal (Ley 610 de 2000, artículos 5 y 6, modificados por los artículos 125 y 126 del Decreto Ley 403 de 2020). La ordenadora del gasto actuó con base en las certificaciones de los supervisores, del almacén y del área de presupuesto, y la entidad identificó y corrigió por su propia iniciativa las imprecisiones advertidas, durante el proceso auditor y antes del informe preliminar, lo que solicita se valore como beneficio del control fiscal. Los asuntos que dependen de terceros, la corrección del formato de rendición y la definición de los descuentos departamentales, se adelantarán conforme a las indicaciones del equipo auditor y al concepto de la Secretaría de Hacienda departamental.</w:t>
+        <w:t xml:space="preserve">En los tres contratos los bienes adquiridos existen, ingresaron al almacén, fueron recibidos y están al servicio de la red hospitalaria, y se pagó exactamente el valor pactado, con respaldo presupuestal y sin exceder las apropiaciones. Con fundamento en lo anterior, la entidad considera que las situaciones advertidas no comportan detrimento al patrimonio público en los términos del artículo 6 de la Ley 610 de 2000, modificado por el artículo 126 del Decreto Ley 403 de 2020, y tienen carácter administrativo </w:t>
+      </w:r>
+      <w:r>
+        <w:rPr>
+          <w:rFonts w:ascii="Times New Roman" w:eastAsia="Arial" w:hAnsi="Times New Roman" w:cs="Times New Roman"/>
+          <w:highlight w:val="yellow"/>
+          <w:sz w:val="24"/>
+          <w:szCs w:val="24"/>
+          <w:lang w:val="es-CO"/>
+        </w:rPr>
+        <w:t xml:space="preserve">, sin perjuicio de la verificación descrita en el literal h) del capítulo III, cuyo resultado se informará al equipo auditor, solo en la Variante B</w:t>
+      </w:r>
+      <w:r>
+        <w:rPr>
+          <w:rFonts w:ascii="Times New Roman" w:eastAsia="Arial" w:hAnsi="Times New Roman" w:cs="Times New Roman"/>
+          <w:sz w:val="24"/>
+          <w:szCs w:val="24"/>
+          <w:lang w:val="es-CO"/>
+        </w:rPr>
+        <w:t xml:space="preserve">. La ordenadora del gasto actuó con base en las certificaciones de los supervisores, del almacén y del área de presupuesto, y las imprecisiones advertidas fueron aclaradas o corregidas por la entidad durante el proceso auditor, en atención a las observaciones del equipo auditor y antes del informe preliminar, lo que solicita se valore como beneficio del control fiscal. Los asuntos que dependen de terceros, la corrección del formato de rendición, la definición de los descuentos departamentales y las aclaraciones de la contratista del Contrato N° 1056 y del organismo de tránsito, se adelantarán conforme a las indicaciones del equipo auditor, al concepto de la Secretaría de Hacienda departamental y en los términos indicados en cada capítulo.</w:t>
       </w:r>
     </w:p>
     <w:p>
@@ -4205,7 +4395,7 @@
           <w:szCs w:val="24"/>
           <w:lang w:val="es-CO"/>
         </w:rPr>
-        <w:t xml:space="preserve">La entidad solicita respetuosamente tener por aclarada la Inconsistencia N° 8 y por atendidas las demás observaciones sobre los contratos 983, 1058 y 1056 de 2025 o, en su defecto, calificarlas como de carácter administrativo para su inclusión en el plan de mejoramiento. Reitera su disposición de aportar cualquier aclaración adicional y de atender las verificaciones que el equipo auditor estime pertinentes.</w:t>
+        <w:t xml:space="preserve">Con fundamento en lo expuesto y en los documentos que se anexan, la E.S.E. Hospital Regional Centro solicita respetuosamente al equipo auditor tener por aclarada la Inconsistencia N° 8 y por atendidas las observaciones sobre los contratos 983, 1058 y 1056 de 2025 o, en su defecto, calificarlas como de carácter administrativo para su inclusión en el plan de mejoramiento. La entidad reitera su disposición de aportar la información o aclaración adicional que el equipo auditor considere necesaria y de atender las verificaciones que estime pertinentes.</w:t>
       </w:r>
     </w:p>
     <w:p>
